--- a/outputs/Documentation_Numbers_v3.docx
+++ b/outputs/Documentation_Numbers_v3.docx
@@ -979,7 +979,7 @@
     </w:p>
     <w:p>
       <w:pPr>
-        <w:spacing w:before="0" w:after="60"/>
+        <w:spacing w:before="0" w:after="80"/>
         <w:jc w:val="both"/>
       </w:pPr>
       <w:r>
@@ -988,32 +988,10 @@
           <w:rFonts w:ascii="Times New Roman" w:hAnsi="Times New Roman"/>
           <w:b w:val="0"/>
           <w:i w:val="0"/>
-          <w:sz w:val="24"/>
+          <w:sz w:val="22"/>
         </w:rPr>
-        <w:t>Hannover Re's SEA non-life treaty book carries two distinct, compounding pricing gaps that current burning-cost methods cannot detect. The first is physical: a 2007 hazard regime shift — confirmed by PELT analysis across both Malaysia and the Philippines — has raised flood and typhoon baselines by +6.9% and +6.1% respectively, translating into a combined EAL shortfall of USD 18.4M/yr. The second is transitional: NGFS NZ2050 carbon pricing at USD 55.578/t generates a USD 1.115bn/yr compliance pass-through into the SEA treaty pool at a 3% rate. A critical asymmetry exists — Malaysia is a net LULUCF emitter (+63 MtCO₂e, palm oil), while the Philippines is a net sink (-27 MtCO₂e, REDD+), making any uniform SEA loading actuarially incorrect. The resulting HRe reserve gap spans USD 3.4M (floor) to USD 9.7M (central) to USD 18.6M (stress) per year.</w:t>
+        <w:t>Two compounding pricing gaps are undetected in Hannover Re's SEA non-life treaty book. Physically, a 2007 PELT regime shift raised flood/typhoon baselines by +6.9% (MYS) and +6.1% (PHL), creating a combined EAL shortfall of USD 18.4M/yr. Transitionally, NGFS NZ2050 carbon pricing ($12.5/t in 2024, rising to $115.4/t by 2030) generates a USD 1.115bn/yr pass-through into the SEA treaty pool. Malaysia's net LULUCF emitter status (+63 MtCO₂e) versus the Philippines' net sink (-27 MtCO₂e) makes a uniform SEA loading actuarially incorrect. The resulting HRe reserve gap spans USD 3.4M–USD 18.6M/yr; 2027 is the actionable repricing trigger.</w:t>
       </w:r>
-    </w:p>
-    <w:p>
-      <w:pPr>
-        <w:spacing w:before="0" w:after="60"/>
-        <w:jc w:val="both"/>
-      </w:pPr>
-      <w:r>
-        <w:rPr>
-          <w:rFonts w:ascii="Times New Roman" w:hAnsi="Times New Roman" w:cs="Times New Roman"/>
-          <w:rFonts w:ascii="Times New Roman" w:hAnsi="Times New Roman"/>
-          <w:b w:val="0"/>
-          <w:i w:val="0"/>
-          <w:sz w:val="24"/>
-        </w:rPr>
-        <w:t>By 2030, the combined compliance cost reaches USD 23.8bn (MYS) and USD 15.9bn (PHL) at baseline, and USD 47.7bn (MYS) / USD 31.7bn (PHL) under the 2× carbon stress — with 2027 as the actionable repricing trigger year before capital constraints bind.</w:t>
-      </w:r>
-    </w:p>
-    <w:p>
-      <w:pPr>
-        <w:spacing w:before="0" w:after="60"/>
-        <w:jc w:val="both"/>
-      </w:pPr>
     </w:p>
     <w:p>
       <w:pPr>
@@ -1137,7 +1115,7 @@
                 <w:i w:val="0"/>
                 <w:sz w:val="20"/>
               </w:rPr>
-              <w:t>ARIMA 2024 GHG forecast / MAPE</w:t>
+              <w:t>GHG forecast 2024 / MAPE</w:t>
             </w:r>
           </w:p>
         </w:tc>
@@ -1159,7 +1137,7 @@
                 <w:i w:val="0"/>
                 <w:sz w:val="20"/>
               </w:rPr>
-              <w:t>325.1 MtCO₂e  (MAPE 1.71%)</w:t>
+              <w:t>325.1 MtCO₂e  (1.71%)</w:t>
             </w:r>
           </w:p>
         </w:tc>
@@ -1181,7 +1159,7 @@
                 <w:i w:val="0"/>
                 <w:sz w:val="20"/>
               </w:rPr>
-              <w:t>260.8 MtCO₂e  (MAPE 3.56%)</w:t>
+              <w:t>260.8 MtCO₂e  (3.56%)</w:t>
             </w:r>
           </w:p>
         </w:tc>
@@ -1205,7 +1183,7 @@
                 <w:i w:val="0"/>
                 <w:sz w:val="20"/>
               </w:rPr>
-              <w:t>GEV 100-yr RX5day return level</w:t>
+              <w:t>GEV 100-yr RL / PELT break</w:t>
             </w:r>
           </w:p>
         </w:tc>
@@ -1227,7 +1205,7 @@
                 <w:i w:val="0"/>
                 <w:sz w:val="20"/>
               </w:rPr>
-              <w:t>216mm  [171–344]</w:t>
+              <w:t>216mm / 2007 (+6.9%)</w:t>
             </w:r>
           </w:p>
         </w:tc>
@@ -1249,7 +1227,7 @@
                 <w:i w:val="0"/>
                 <w:sz w:val="20"/>
               </w:rPr>
-              <w:t>521mm  [326–985]</w:t>
+              <w:t>521mm / 2007 (+6.1%)</w:t>
             </w:r>
           </w:p>
         </w:tc>
@@ -1273,7 +1251,7 @@
                 <w:i w:val="0"/>
                 <w:sz w:val="20"/>
               </w:rPr>
-              <w:t>PELT break year / hazard uplift</w:t>
+              <w:t>EAL gap vs. burning cost</w:t>
             </w:r>
           </w:p>
         </w:tc>
@@ -1295,7 +1273,7 @@
                 <w:i w:val="0"/>
                 <w:sz w:val="20"/>
               </w:rPr>
-              <w:t>2007 / +6.9%</w:t>
+              <w:t>+USD 6.5M/yr (+5.87%)</w:t>
             </w:r>
           </w:p>
         </w:tc>
@@ -1317,7 +1295,7 @@
                 <w:i w:val="0"/>
                 <w:sz w:val="20"/>
               </w:rPr>
-              <w:t>2007 / +6.1%</w:t>
+              <w:t>+USD 11.9M/yr (+1.28%)</w:t>
             </w:r>
           </w:p>
         </w:tc>
@@ -1341,7 +1319,7 @@
                 <w:i w:val="0"/>
                 <w:sz w:val="20"/>
               </w:rPr>
-              <w:t>Forward EAL vs. burning-cost gap</w:t>
+              <w:t>Transition cost (2024 / 2030 baseline)</w:t>
             </w:r>
           </w:p>
         </w:tc>
@@ -1363,7 +1341,7 @@
                 <w:i w:val="0"/>
                 <w:sz w:val="20"/>
               </w:rPr>
-              <w:t>+USD 6.5M/yr (+5.87%)</w:t>
+              <w:t>USD 21.6bn / USD 49.5bn (12.1% GDP)</w:t>
             </w:r>
           </w:p>
         </w:tc>
@@ -1385,7 +1363,7 @@
                 <w:i w:val="0"/>
                 <w:sz w:val="20"/>
               </w:rPr>
-              <w:t>+USD 11.9M/yr (+1.28%)</w:t>
+              <w:t>USD 14.5bn / USD 32.9bn (7.4% GDP)</w:t>
             </w:r>
           </w:p>
         </w:tc>
@@ -1409,7 +1387,7 @@
                 <w:i w:val="0"/>
                 <w:sz w:val="20"/>
               </w:rPr>
-              <w:t>ENSO–loss correlation (ONI DJF)</w:t>
+              <w:t>2030 stress (2× carbon)</w:t>
             </w:r>
           </w:p>
         </w:tc>
@@ -1431,7 +1409,7 @@
                 <w:i w:val="0"/>
                 <w:sz w:val="20"/>
               </w:rPr>
-              <w:t>r = -0.016,  p = 0.93</w:t>
+              <w:t>USD 99.0bn (24.3% GDP)</w:t>
             </w:r>
           </w:p>
         </w:tc>
@@ -1453,7 +1431,7 @@
                 <w:i w:val="0"/>
                 <w:sz w:val="20"/>
               </w:rPr>
-              <w:t>r = -0.026,  p = 0.83</w:t>
+              <w:t>USD 65.9bn (14.8% GDP)</w:t>
             </w:r>
           </w:p>
         </w:tc>
@@ -1477,143 +1455,7 @@
                 <w:i w:val="0"/>
                 <w:sz w:val="20"/>
               </w:rPr>
-              <w:t>Transition cost @ NGFS NZ2050 (2024)</w:t>
-            </w:r>
-          </w:p>
-        </w:tc>
-        <w:tc>
-          <w:tcPr>
-            <w:tcW w:type="dxa" w:w="3362"/>
-            <w:shd w:val="clear" w:color="auto" w:fill="FFFFFF"/>
-          </w:tcPr>
-          <w:p>
-            <w:pPr>
-              <w:spacing w:after="20" w:before="20"/>
-              <w:jc w:val="left"/>
-            </w:pPr>
-            <w:r>
-              <w:rPr>
-                <w:rFonts w:ascii="Times New Roman" w:hAnsi="Times New Roman" w:cs="Times New Roman"/>
-                <w:rFonts w:ascii="Times New Roman" w:hAnsi="Times New Roman"/>
-                <w:b w:val="0"/>
-                <w:i w:val="0"/>
-                <w:sz w:val="20"/>
-              </w:rPr>
-              <w:t>USD 21.6bn/yr (5.3% GDP)</w:t>
-            </w:r>
-          </w:p>
-        </w:tc>
-        <w:tc>
-          <w:tcPr>
-            <w:tcW w:type="dxa" w:w="3362"/>
-            <w:shd w:val="clear" w:color="auto" w:fill="FFFFFF"/>
-          </w:tcPr>
-          <w:p>
-            <w:pPr>
-              <w:spacing w:after="20" w:before="20"/>
-              <w:jc w:val="left"/>
-            </w:pPr>
-            <w:r>
-              <w:rPr>
-                <w:rFonts w:ascii="Times New Roman" w:hAnsi="Times New Roman" w:cs="Times New Roman"/>
-                <w:rFonts w:ascii="Times New Roman" w:hAnsi="Times New Roman"/>
-                <w:b w:val="0"/>
-                <w:i w:val="0"/>
-                <w:sz w:val="20"/>
-              </w:rPr>
-              <w:t>USD 14.5bn/yr (3.3% GDP)</w:t>
-            </w:r>
-          </w:p>
-        </w:tc>
-      </w:tr>
-      <w:tr>
-        <w:tc>
-          <w:tcPr>
-            <w:tcW w:type="dxa" w:w="3362"/>
-            <w:shd w:val="clear" w:color="auto" w:fill="D9E2F3"/>
-          </w:tcPr>
-          <w:p>
-            <w:pPr>
-              <w:spacing w:after="20" w:before="20"/>
-              <w:jc w:val="left"/>
-            </w:pPr>
-            <w:r>
-              <w:rPr>
-                <w:rFonts w:ascii="Times New Roman" w:hAnsi="Times New Roman" w:cs="Times New Roman"/>
-                <w:rFonts w:ascii="Times New Roman" w:hAnsi="Times New Roman"/>
-                <w:b w:val="0"/>
-                <w:i w:val="0"/>
-                <w:sz w:val="20"/>
-              </w:rPr>
-              <w:t>Transition cost @ NGFS NZ2050 (2030)</w:t>
-            </w:r>
-          </w:p>
-        </w:tc>
-        <w:tc>
-          <w:tcPr>
-            <w:tcW w:type="dxa" w:w="3362"/>
-            <w:shd w:val="clear" w:color="auto" w:fill="D9E2F3"/>
-          </w:tcPr>
-          <w:p>
-            <w:pPr>
-              <w:spacing w:after="20" w:before="20"/>
-              <w:jc w:val="left"/>
-            </w:pPr>
-            <w:r>
-              <w:rPr>
-                <w:rFonts w:ascii="Times New Roman" w:hAnsi="Times New Roman" w:cs="Times New Roman"/>
-                <w:rFonts w:ascii="Times New Roman" w:hAnsi="Times New Roman"/>
-                <w:b w:val="0"/>
-                <w:i w:val="0"/>
-                <w:sz w:val="20"/>
-              </w:rPr>
-              <w:t>USD 23.8bn/yr (5.8% GDP)</w:t>
-            </w:r>
-          </w:p>
-        </w:tc>
-        <w:tc>
-          <w:tcPr>
-            <w:tcW w:type="dxa" w:w="3362"/>
-            <w:shd w:val="clear" w:color="auto" w:fill="D9E2F3"/>
-          </w:tcPr>
-          <w:p>
-            <w:pPr>
-              <w:spacing w:after="20" w:before="20"/>
-              <w:jc w:val="left"/>
-            </w:pPr>
-            <w:r>
-              <w:rPr>
-                <w:rFonts w:ascii="Times New Roman" w:hAnsi="Times New Roman" w:cs="Times New Roman"/>
-                <w:rFonts w:ascii="Times New Roman" w:hAnsi="Times New Roman"/>
-                <w:b w:val="0"/>
-                <w:i w:val="0"/>
-                <w:sz w:val="20"/>
-              </w:rPr>
-              <w:t>USD 15.9bn/yr (3.6% GDP)</w:t>
-            </w:r>
-          </w:p>
-        </w:tc>
-      </w:tr>
-      <w:tr>
-        <w:tc>
-          <w:tcPr>
-            <w:tcW w:type="dxa" w:w="3362"/>
-            <w:shd w:val="clear" w:color="auto" w:fill="FFFFFF"/>
-          </w:tcPr>
-          <w:p>
-            <w:pPr>
-              <w:spacing w:after="20" w:before="20"/>
-              <w:jc w:val="left"/>
-            </w:pPr>
-            <w:r>
-              <w:rPr>
-                <w:rFonts w:ascii="Times New Roman" w:hAnsi="Times New Roman" w:cs="Times New Roman"/>
-                <w:rFonts w:ascii="Times New Roman" w:hAnsi="Times New Roman"/>
-                <w:b w:val="0"/>
-                <w:i w:val="0"/>
-                <w:sz w:val="20"/>
-              </w:rPr>
-              <w:t>HRe reserve gap (floor / central / stress)</w:t>
+              <w:t>HRe reserve gap (floor / base / stress)</w:t>
             </w:r>
           </w:p>
         </w:tc>
@@ -1663,12 +1505,6 @@
         </w:tc>
       </w:tr>
     </w:tbl>
-    <w:p>
-      <w:pPr>
-        <w:spacing w:before="0" w:after="60"/>
-        <w:jc w:val="both"/>
-      </w:pPr>
-    </w:p>
     <w:p>
       <w:pPr>
         <w:spacing w:before="100" w:after="40"/>
@@ -1835,7 +1671,7 @@
                 <w:i w:val="0"/>
                 <w:sz w:val="20"/>
               </w:rPr>
-              <w:t>+35–36% MYS treaties &gt;USD 50M; +1–2% floor PHL. BNM CCPT Pillar 1 s.3.4</w:t>
+              <w:t>+35–36% MYS treaties &gt;USD 50M; +1–2% PHL floor. BNM CCPT Pillar 1 s.3.4</w:t>
             </w:r>
           </w:p>
         </w:tc>
@@ -1949,7 +1785,7 @@
                 <w:i w:val="0"/>
                 <w:sz w:val="20"/>
               </w:rPr>
-              <w:t>ENSO conditional audit trigger</w:t>
+              <w:t>ENSO conditional audit</w:t>
             </w:r>
           </w:p>
         </w:tc>
@@ -1971,7 +1807,7 @@
                 <w:i w:val="0"/>
                 <w:sz w:val="20"/>
               </w:rPr>
-              <w:t>NOAA OND ONI ≤ -0.5°C. TCFD Risk Mgmt Rec (b). NOT a pricing variable</w:t>
+              <w:t>NOAA OND ONI ≤ -0.5°C → facultative audit. TCFD Risk Mgmt Rec (b)</w:t>
             </w:r>
           </w:p>
         </w:tc>
@@ -2039,7 +1875,7 @@
                 <w:i w:val="0"/>
                 <w:sz w:val="20"/>
               </w:rPr>
-              <w:t>MYS LULUCF: 10% co-participation. EUDR Art. 8; Lloyd's ESG 2023 s.2.3</w:t>
+              <w:t>MYS LULUCF: 10% co-participation. EUDR Art. 8; Lloyd's ESG s.2.3</w:t>
             </w:r>
           </w:p>
         </w:tc>
@@ -2107,12 +1943,89 @@
                 <w:i w:val="0"/>
                 <w:sz w:val="20"/>
               </w:rPr>
-              <w:t>Loss triangles + sub-national CHIRPS → narrows reserve band ~60%</w:t>
+              <w:t>Cedant triangles + CHIRPS grids → narrows reserve band ~60%</w:t>
             </w:r>
           </w:p>
         </w:tc>
       </w:tr>
     </w:tbl>
+    <w:p>
+      <w:r>
+        <w:br w:type="page"/>
+      </w:r>
+    </w:p>
+    <w:p>
+      <w:pPr>
+        <w:spacing w:before="160" w:after="60"/>
+        <w:jc w:val="left"/>
+      </w:pPr>
+      <w:r>
+        <w:rPr>
+          <w:rFonts w:ascii="Times New Roman" w:hAnsi="Times New Roman" w:cs="Times New Roman"/>
+          <w:rFonts w:ascii="Times New Roman" w:hAnsi="Times New Roman"/>
+          <w:b/>
+          <w:i w:val="0"/>
+          <w:color w:val="1F497D"/>
+          <w:sz w:val="26"/>
+        </w:rPr>
+        <w:t>Integrated Risk Dashboard</w:t>
+      </w:r>
+    </w:p>
+    <w:p>
+      <w:pPr>
+        <w:jc w:val="center"/>
+      </w:pPr>
+      <w:r>
+        <w:drawing>
+          <wp:inline xmlns:a="http://schemas.openxmlformats.org/drawingml/2006/main" xmlns:pic="http://schemas.openxmlformats.org/drawingml/2006/picture">
+            <wp:extent cx="5669280" cy="3943564"/>
+            <wp:docPr id="1" name="Picture 1"/>
+            <wp:cNvGraphicFramePr>
+              <a:graphicFrameLocks noChangeAspect="1"/>
+            </wp:cNvGraphicFramePr>
+            <a:graphic>
+              <a:graphicData uri="http://schemas.openxmlformats.org/drawingml/2006/picture">
+                <pic:pic>
+                  <pic:nvPicPr>
+                    <pic:cNvPr id="0" name="executive_summary.png"/>
+                    <pic:cNvPicPr/>
+                  </pic:nvPicPr>
+                  <pic:blipFill>
+                    <a:blip r:embed="rId9"/>
+                    <a:stretch>
+                      <a:fillRect/>
+                    </a:stretch>
+                  </pic:blipFill>
+                  <pic:spPr>
+                    <a:xfrm>
+                      <a:off x="0" y="0"/>
+                      <a:ext cx="5669280" cy="3943564"/>
+                    </a:xfrm>
+                    <a:prstGeom prst="rect"/>
+                  </pic:spPr>
+                </pic:pic>
+              </a:graphicData>
+            </a:graphic>
+          </wp:inline>
+        </w:drawing>
+      </w:r>
+    </w:p>
+    <w:p>
+      <w:pPr>
+        <w:spacing w:before="20" w:after="80"/>
+        <w:jc w:val="center"/>
+      </w:pPr>
+      <w:r>
+        <w:rPr>
+          <w:rFonts w:ascii="Times New Roman" w:hAnsi="Times New Roman" w:cs="Times New Roman"/>
+          <w:rFonts w:ascii="Times New Roman" w:hAnsi="Times New Roman"/>
+          <w:b w:val="0"/>
+          <w:i/>
+          <w:sz w:val="18"/>
+        </w:rPr>
+        <w:t>Dashboard – Physical hazard (GEV/PELT), transition risk (NGFS NZ2050), HRe reserve tiers, and R1–R5 action timeline. All quantitative outputs reconciled to CSV sources.</w:t>
+      </w:r>
+    </w:p>
     <w:p>
       <w:r>
         <w:br w:type="page"/>
@@ -2558,7 +2471,7 @@
               <w:drawing>
                 <wp:inline xmlns:a="http://schemas.openxmlformats.org/drawingml/2006/main" xmlns:pic="http://schemas.openxmlformats.org/drawingml/2006/picture">
                   <wp:extent cx="2743200" cy="1154408"/>
-                  <wp:docPr id="1" name="Picture 1"/>
+                  <wp:docPr id="2" name="Picture 2"/>
                   <wp:cNvGraphicFramePr>
                     <a:graphicFrameLocks noChangeAspect="1"/>
                   </wp:cNvGraphicFramePr>
@@ -2570,7 +2483,7 @@
                           <pic:cNvPicPr/>
                         </pic:nvPicPr>
                         <pic:blipFill>
-                          <a:blip r:embed="rId9"/>
+                          <a:blip r:embed="rId10"/>
                           <a:stretch>
                             <a:fillRect/>
                           </a:stretch>
@@ -2636,7 +2549,7 @@
               <w:drawing>
                 <wp:inline xmlns:a="http://schemas.openxmlformats.org/drawingml/2006/main" xmlns:pic="http://schemas.openxmlformats.org/drawingml/2006/picture">
                   <wp:extent cx="2743200" cy="1089512"/>
-                  <wp:docPr id="2" name="Picture 2"/>
+                  <wp:docPr id="3" name="Picture 3"/>
                   <wp:cNvGraphicFramePr>
                     <a:graphicFrameLocks noChangeAspect="1"/>
                   </wp:cNvGraphicFramePr>
@@ -2648,7 +2561,7 @@
                           <pic:cNvPicPr/>
                         </pic:nvPicPr>
                         <pic:blipFill>
-                          <a:blip r:embed="rId10"/>
+                          <a:blip r:embed="rId11"/>
                           <a:stretch>
                             <a:fillRect/>
                           </a:stretch>
@@ -2699,7 +2612,7 @@
           <w:i w:val="0"/>
           <w:sz w:val="24"/>
         </w:rPr>
-        <w:t>GHG emissions grew +271% (MYS) and +177% (PHL) over 1990–2023. Malaysia's urban share increased from 49% to 76% — the same flood footprint now covers 56% more assets, driving structural EAL growth independent of any change in hazard intensity. MYS LULUCF (15.7% of transition exposure) adds a regulatory burden entirely absent in PHL, underpinning the country-specific design of R2.</w:t>
+        <w:t>EM-DAT records 81 MYS flood events and 414 PHL typhoon events (1990–2023), with a documented frequency acceleration post-2007 consistent with the PDO phase shift confirmed by PELT analysis. GHG emissions grew +271% (MYS) and +177% (PHL) over 1990–2023. Malaysia's urban share increased from 49% to 76% — the same flood footprint now covers 56% more assets, driving structural EAL growth independent of any change in hazard intensity. MYS LULUCF (15.7% of transition exposure) adds a regulatory burden entirely absent in PHL, underpinning the country-specific design of R2.</w:t>
       </w:r>
     </w:p>
     <w:p>
@@ -3331,8 +3244,8 @@
       <w:r>
         <w:drawing>
           <wp:inline xmlns:a="http://schemas.openxmlformats.org/drawingml/2006/main" xmlns:pic="http://schemas.openxmlformats.org/drawingml/2006/picture">
-            <wp:extent cx="5669280" cy="2102768"/>
-            <wp:docPr id="3" name="Picture 3"/>
+            <wp:extent cx="4754880" cy="1766164"/>
+            <wp:docPr id="4" name="Picture 4"/>
             <wp:cNvGraphicFramePr>
               <a:graphicFrameLocks noChangeAspect="1"/>
             </wp:cNvGraphicFramePr>
@@ -3344,7 +3257,7 @@
                     <pic:cNvPicPr/>
                   </pic:nvPicPr>
                   <pic:blipFill>
-                    <a:blip r:embed="rId11"/>
+                    <a:blip r:embed="rId12"/>
                     <a:stretch>
                       <a:fillRect/>
                     </a:stretch>
@@ -3352,7 +3265,7 @@
                   <pic:spPr>
                     <a:xfrm>
                       <a:off x="0" y="0"/>
-                      <a:ext cx="5669280" cy="2102768"/>
+                      <a:ext cx="4754880" cy="1766164"/>
                     </a:xfrm>
                     <a:prstGeom prst="rect"/>
                   </pic:spPr>
@@ -3990,7 +3903,7 @@
               <w:drawing>
                 <wp:inline xmlns:a="http://schemas.openxmlformats.org/drawingml/2006/main" xmlns:pic="http://schemas.openxmlformats.org/drawingml/2006/picture">
                   <wp:extent cx="2743200" cy="1998166"/>
-                  <wp:docPr id="4" name="Picture 4"/>
+                  <wp:docPr id="5" name="Picture 5"/>
                   <wp:cNvGraphicFramePr>
                     <a:graphicFrameLocks noChangeAspect="1"/>
                   </wp:cNvGraphicFramePr>
@@ -4002,7 +3915,7 @@
                           <pic:cNvPicPr/>
                         </pic:nvPicPr>
                         <pic:blipFill>
-                          <a:blip r:embed="rId12"/>
+                          <a:blip r:embed="rId13"/>
                           <a:stretch>
                             <a:fillRect/>
                           </a:stretch>
@@ -4068,7 +3981,7 @@
               <w:drawing>
                 <wp:inline xmlns:a="http://schemas.openxmlformats.org/drawingml/2006/main" xmlns:pic="http://schemas.openxmlformats.org/drawingml/2006/picture">
                   <wp:extent cx="2743200" cy="1838375"/>
-                  <wp:docPr id="5" name="Picture 5"/>
+                  <wp:docPr id="6" name="Picture 6"/>
                   <wp:cNvGraphicFramePr>
                     <a:graphicFrameLocks noChangeAspect="1"/>
                   </wp:cNvGraphicFramePr>
@@ -4080,7 +3993,7 @@
                           <pic:cNvPicPr/>
                         </pic:nvPicPr>
                         <pic:blipFill>
-                          <a:blip r:embed="rId13"/>
+                          <a:blip r:embed="rId14"/>
                           <a:stretch>
                             <a:fillRect/>
                           </a:stretch>
@@ -4675,7 +4588,7 @@
               <w:drawing>
                 <wp:inline xmlns:a="http://schemas.openxmlformats.org/drawingml/2006/main" xmlns:pic="http://schemas.openxmlformats.org/drawingml/2006/picture">
                   <wp:extent cx="2743200" cy="1345460"/>
-                  <wp:docPr id="6" name="Picture 6"/>
+                  <wp:docPr id="7" name="Picture 7"/>
                   <wp:cNvGraphicFramePr>
                     <a:graphicFrameLocks noChangeAspect="1"/>
                   </wp:cNvGraphicFramePr>
@@ -4687,7 +4600,7 @@
                           <pic:cNvPicPr/>
                         </pic:nvPicPr>
                         <pic:blipFill>
-                          <a:blip r:embed="rId14"/>
+                          <a:blip r:embed="rId15"/>
                           <a:stretch>
                             <a:fillRect/>
                           </a:stretch>
@@ -4753,7 +4666,7 @@
               <w:drawing>
                 <wp:inline xmlns:a="http://schemas.openxmlformats.org/drawingml/2006/main" xmlns:pic="http://schemas.openxmlformats.org/drawingml/2006/picture">
                   <wp:extent cx="2743200" cy="1423380"/>
-                  <wp:docPr id="7" name="Picture 7"/>
+                  <wp:docPr id="8" name="Picture 8"/>
                   <wp:cNvGraphicFramePr>
                     <a:graphicFrameLocks noChangeAspect="1"/>
                   </wp:cNvGraphicFramePr>
@@ -4765,7 +4678,7 @@
                           <pic:cNvPicPr/>
                         </pic:nvPicPr>
                         <pic:blipFill>
-                          <a:blip r:embed="rId15"/>
+                          <a:blip r:embed="rId16"/>
                           <a:stretch>
                             <a:fillRect/>
                           </a:stretch>
@@ -4883,7 +4796,7 @@
               <w:drawing>
                 <wp:inline xmlns:a="http://schemas.openxmlformats.org/drawingml/2006/main" xmlns:pic="http://schemas.openxmlformats.org/drawingml/2006/picture">
                   <wp:extent cx="2743200" cy="1802035"/>
-                  <wp:docPr id="8" name="Picture 8"/>
+                  <wp:docPr id="9" name="Picture 9"/>
                   <wp:cNvGraphicFramePr>
                     <a:graphicFrameLocks noChangeAspect="1"/>
                   </wp:cNvGraphicFramePr>
@@ -4895,7 +4808,7 @@
                           <pic:cNvPicPr/>
                         </pic:nvPicPr>
                         <pic:blipFill>
-                          <a:blip r:embed="rId16"/>
+                          <a:blip r:embed="rId17"/>
                           <a:stretch>
                             <a:fillRect/>
                           </a:stretch>
@@ -4960,8 +4873,8 @@
             <w:r>
               <w:drawing>
                 <wp:inline xmlns:a="http://schemas.openxmlformats.org/drawingml/2006/main" xmlns:pic="http://schemas.openxmlformats.org/drawingml/2006/picture">
-                  <wp:extent cx="2743200" cy="2371577"/>
-                  <wp:docPr id="9" name="Picture 9"/>
+                  <wp:extent cx="2743200" cy="887167"/>
+                  <wp:docPr id="10" name="Picture 10"/>
                   <wp:cNvGraphicFramePr>
                     <a:graphicFrameLocks noChangeAspect="1"/>
                   </wp:cNvGraphicFramePr>
@@ -4969,11 +4882,11 @@
                     <a:graphicData uri="http://schemas.openxmlformats.org/drawingml/2006/picture">
                       <pic:pic>
                         <pic:nvPicPr>
-                          <pic:cNvPr id="0" name="r8_copula_pit_scatter.png"/>
+                          <pic:cNvPr id="0" name="r8_copula_analysis.png"/>
                           <pic:cNvPicPr/>
                         </pic:nvPicPr>
                         <pic:blipFill>
-                          <a:blip r:embed="rId17"/>
+                          <a:blip r:embed="rId18"/>
                           <a:stretch>
                             <a:fillRect/>
                           </a:stretch>
@@ -4981,7 +4894,7 @@
                         <pic:spPr>
                           <a:xfrm>
                             <a:off x="0" y="0"/>
-                            <a:ext cx="2743200" cy="2371577"/>
+                            <a:ext cx="2743200" cy="887167"/>
                           </a:xfrm>
                           <a:prstGeom prst="rect"/>
                         </pic:spPr>
@@ -5005,7 +4918,7 @@
                 <w:i/>
                 <w:sz w:val="18"/>
               </w:rPr>
-              <w:t>Fig 5b – Copula PIT scatter: AIC selects Independence copula over Clayton and Gumbel.</w:t>
+              <w:t>Fig 5b – Copula analysis: AIC-based selection across Independence, Clayton, and Gumbel families.</w:t>
             </w:r>
           </w:p>
         </w:tc>
@@ -5207,187 +5120,7 @@
                 <w:i w:val="0"/>
                 <w:sz w:val="20"/>
               </w:rPr>
-              <w:t>Not significant</w:t>
-            </w:r>
-          </w:p>
-        </w:tc>
-      </w:tr>
-      <w:tr>
-        <w:tc>
-          <w:tcPr>
-            <w:tcW w:type="dxa" w:w="2521"/>
-            <w:shd w:val="clear" w:color="auto" w:fill="FFFFFF"/>
-          </w:tcPr>
-          <w:p>
-            <w:pPr>
-              <w:spacing w:after="20" w:before="20"/>
-              <w:jc w:val="left"/>
-            </w:pPr>
-            <w:r>
-              <w:rPr>
-                <w:rFonts w:ascii="Times New Roman" w:hAnsi="Times New Roman" w:cs="Times New Roman"/>
-                <w:rFonts w:ascii="Times New Roman" w:hAnsi="Times New Roman"/>
-                <w:b w:val="0"/>
-                <w:i w:val="0"/>
-                <w:sz w:val="20"/>
-              </w:rPr>
-              <w:t>Spearman rho (MYS)</w:t>
-            </w:r>
-          </w:p>
-        </w:tc>
-        <w:tc>
-          <w:tcPr>
-            <w:tcW w:type="dxa" w:w="2521"/>
-            <w:shd w:val="clear" w:color="auto" w:fill="FFFFFF"/>
-          </w:tcPr>
-          <w:p>
-            <w:pPr>
-              <w:spacing w:after="20" w:before="20"/>
-              <w:jc w:val="left"/>
-            </w:pPr>
-            <w:r>
-              <w:rPr>
-                <w:rFonts w:ascii="Times New Roman" w:hAnsi="Times New Roman" w:cs="Times New Roman"/>
-                <w:rFonts w:ascii="Times New Roman" w:hAnsi="Times New Roman"/>
-                <w:b w:val="0"/>
-                <w:i w:val="0"/>
-                <w:sz w:val="20"/>
-              </w:rPr>
-              <w:t>ρ = -0.071</w:t>
-            </w:r>
-          </w:p>
-        </w:tc>
-        <w:tc>
-          <w:tcPr>
-            <w:tcW w:type="dxa" w:w="2521"/>
-            <w:shd w:val="clear" w:color="auto" w:fill="FFFFFF"/>
-          </w:tcPr>
-          <w:p>
-            <w:pPr>
-              <w:spacing w:after="20" w:before="20"/>
-              <w:jc w:val="left"/>
-            </w:pPr>
-            <w:r>
-              <w:rPr>
-                <w:rFonts w:ascii="Times New Roman" w:hAnsi="Times New Roman" w:cs="Times New Roman"/>
-                <w:rFonts w:ascii="Times New Roman" w:hAnsi="Times New Roman"/>
-                <w:b w:val="0"/>
-                <w:i w:val="0"/>
-                <w:sz w:val="20"/>
-              </w:rPr>
-              <w:t>p = 0.69</w:t>
-            </w:r>
-          </w:p>
-        </w:tc>
-        <w:tc>
-          <w:tcPr>
-            <w:tcW w:type="dxa" w:w="2521"/>
-            <w:shd w:val="clear" w:color="auto" w:fill="FFFFFF"/>
-          </w:tcPr>
-          <w:p>
-            <w:pPr>
-              <w:spacing w:after="20" w:before="20"/>
-              <w:jc w:val="left"/>
-            </w:pPr>
-            <w:r>
-              <w:rPr>
-                <w:rFonts w:ascii="Times New Roman" w:hAnsi="Times New Roman" w:cs="Times New Roman"/>
-                <w:rFonts w:ascii="Times New Roman" w:hAnsi="Times New Roman"/>
-                <w:b w:val="0"/>
-                <w:i w:val="0"/>
-                <w:sz w:val="20"/>
-              </w:rPr>
-              <w:t>Not significant</w:t>
-            </w:r>
-          </w:p>
-        </w:tc>
-      </w:tr>
-      <w:tr>
-        <w:tc>
-          <w:tcPr>
-            <w:tcW w:type="dxa" w:w="2521"/>
-            <w:shd w:val="clear" w:color="auto" w:fill="D9E2F3"/>
-          </w:tcPr>
-          <w:p>
-            <w:pPr>
-              <w:spacing w:after="20" w:before="20"/>
-              <w:jc w:val="left"/>
-            </w:pPr>
-            <w:r>
-              <w:rPr>
-                <w:rFonts w:ascii="Times New Roman" w:hAnsi="Times New Roman" w:cs="Times New Roman"/>
-                <w:rFonts w:ascii="Times New Roman" w:hAnsi="Times New Roman"/>
-                <w:b w:val="0"/>
-                <w:i w:val="0"/>
-                <w:sz w:val="20"/>
-              </w:rPr>
-              <w:t>Pearson r (PHL annual)</w:t>
-            </w:r>
-          </w:p>
-        </w:tc>
-        <w:tc>
-          <w:tcPr>
-            <w:tcW w:type="dxa" w:w="2521"/>
-            <w:shd w:val="clear" w:color="auto" w:fill="D9E2F3"/>
-          </w:tcPr>
-          <w:p>
-            <w:pPr>
-              <w:spacing w:after="20" w:before="20"/>
-              <w:jc w:val="left"/>
-            </w:pPr>
-            <w:r>
-              <w:rPr>
-                <w:rFonts w:ascii="Times New Roman" w:hAnsi="Times New Roman" w:cs="Times New Roman"/>
-                <w:rFonts w:ascii="Times New Roman" w:hAnsi="Times New Roman"/>
-                <w:b w:val="0"/>
-                <w:i w:val="0"/>
-                <w:sz w:val="20"/>
-              </w:rPr>
-              <w:t>r = -0.026</w:t>
-            </w:r>
-          </w:p>
-        </w:tc>
-        <w:tc>
-          <w:tcPr>
-            <w:tcW w:type="dxa" w:w="2521"/>
-            <w:shd w:val="clear" w:color="auto" w:fill="D9E2F3"/>
-          </w:tcPr>
-          <w:p>
-            <w:pPr>
-              <w:spacing w:after="20" w:before="20"/>
-              <w:jc w:val="left"/>
-            </w:pPr>
-            <w:r>
-              <w:rPr>
-                <w:rFonts w:ascii="Times New Roman" w:hAnsi="Times New Roman" w:cs="Times New Roman"/>
-                <w:rFonts w:ascii="Times New Roman" w:hAnsi="Times New Roman"/>
-                <w:b w:val="0"/>
-                <w:i w:val="0"/>
-                <w:sz w:val="20"/>
-              </w:rPr>
-              <w:t>p = 0.83</w:t>
-            </w:r>
-          </w:p>
-        </w:tc>
-        <w:tc>
-          <w:tcPr>
-            <w:tcW w:type="dxa" w:w="2521"/>
-            <w:shd w:val="clear" w:color="auto" w:fill="D9E2F3"/>
-          </w:tcPr>
-          <w:p>
-            <w:pPr>
-              <w:spacing w:after="20" w:before="20"/>
-              <w:jc w:val="left"/>
-            </w:pPr>
-            <w:r>
-              <w:rPr>
-                <w:rFonts w:ascii="Times New Roman" w:hAnsi="Times New Roman" w:cs="Times New Roman"/>
-                <w:rFonts w:ascii="Times New Roman" w:hAnsi="Times New Roman"/>
-                <w:b w:val="0"/>
-                <w:i w:val="0"/>
-                <w:sz w:val="20"/>
-              </w:rPr>
-              <w:t>Not significant</w:t>
+              <w:t>Not significant; ENSO not a pricing variable</w:t>
             </w:r>
           </w:p>
         </w:tc>
@@ -5501,7 +5234,7 @@
                 <w:i w:val="0"/>
                 <w:sz w:val="20"/>
               </w:rPr>
-              <w:t>Kendall tau – La Niña</w:t>
+              <w:t>Gaussian rho – La Niña</w:t>
             </w:r>
           </w:p>
         </w:tc>
@@ -5523,7 +5256,7 @@
                 <w:i w:val="0"/>
                 <w:sz w:val="20"/>
               </w:rPr>
-              <w:t>τ = +0.209</w:t>
+              <w:t>ρ = +0.322</w:t>
             </w:r>
           </w:p>
         </w:tc>
@@ -5567,96 +5300,6 @@
                 <w:i w:val="0"/>
                 <w:sz w:val="20"/>
               </w:rPr>
-              <w:t>Weak positive (sub-sample only)</w:t>
-            </w:r>
-          </w:p>
-        </w:tc>
-      </w:tr>
-      <w:tr>
-        <w:tc>
-          <w:tcPr>
-            <w:tcW w:type="dxa" w:w="2521"/>
-            <w:shd w:val="clear" w:color="auto" w:fill="FFFFFF"/>
-          </w:tcPr>
-          <w:p>
-            <w:pPr>
-              <w:spacing w:after="20" w:before="20"/>
-              <w:jc w:val="left"/>
-            </w:pPr>
-            <w:r>
-              <w:rPr>
-                <w:rFonts w:ascii="Times New Roman" w:hAnsi="Times New Roman" w:cs="Times New Roman"/>
-                <w:rFonts w:ascii="Times New Roman" w:hAnsi="Times New Roman"/>
-                <w:b w:val="0"/>
-                <w:i w:val="0"/>
-                <w:sz w:val="20"/>
-              </w:rPr>
-              <w:t>Gaussian rho – La Niña</w:t>
-            </w:r>
-          </w:p>
-        </w:tc>
-        <w:tc>
-          <w:tcPr>
-            <w:tcW w:type="dxa" w:w="2521"/>
-            <w:shd w:val="clear" w:color="auto" w:fill="FFFFFF"/>
-          </w:tcPr>
-          <w:p>
-            <w:pPr>
-              <w:spacing w:after="20" w:before="20"/>
-              <w:jc w:val="left"/>
-            </w:pPr>
-            <w:r>
-              <w:rPr>
-                <w:rFonts w:ascii="Times New Roman" w:hAnsi="Times New Roman" w:cs="Times New Roman"/>
-                <w:rFonts w:ascii="Times New Roman" w:hAnsi="Times New Roman"/>
-                <w:b w:val="0"/>
-                <w:i w:val="0"/>
-                <w:sz w:val="20"/>
-              </w:rPr>
-              <w:t>ρ = +0.322</w:t>
-            </w:r>
-          </w:p>
-        </w:tc>
-        <w:tc>
-          <w:tcPr>
-            <w:tcW w:type="dxa" w:w="2521"/>
-            <w:shd w:val="clear" w:color="auto" w:fill="FFFFFF"/>
-          </w:tcPr>
-          <w:p>
-            <w:pPr>
-              <w:spacing w:after="20" w:before="20"/>
-              <w:jc w:val="left"/>
-            </w:pPr>
-            <w:r>
-              <w:rPr>
-                <w:rFonts w:ascii="Times New Roman" w:hAnsi="Times New Roman" w:cs="Times New Roman"/>
-                <w:rFonts w:ascii="Times New Roman" w:hAnsi="Times New Roman"/>
-                <w:b w:val="0"/>
-                <w:i w:val="0"/>
-                <w:sz w:val="20"/>
-              </w:rPr>
-              <w:t>n = 14</w:t>
-            </w:r>
-          </w:p>
-        </w:tc>
-        <w:tc>
-          <w:tcPr>
-            <w:tcW w:type="dxa" w:w="2521"/>
-            <w:shd w:val="clear" w:color="auto" w:fill="FFFFFF"/>
-          </w:tcPr>
-          <w:p>
-            <w:pPr>
-              <w:spacing w:after="20" w:before="20"/>
-              <w:jc w:val="left"/>
-            </w:pPr>
-            <w:r>
-              <w:rPr>
-                <w:rFonts w:ascii="Times New Roman" w:hAnsi="Times New Roman" w:cs="Times New Roman"/>
-                <w:rFonts w:ascii="Times New Roman" w:hAnsi="Times New Roman"/>
-                <w:b w:val="0"/>
-                <w:i w:val="0"/>
-                <w:sz w:val="20"/>
-              </w:rPr>
               <w:t>p99 industry gap: +USD 25.9M</w:t>
             </w:r>
           </w:p>
@@ -5676,7 +5319,7 @@
           <w:i/>
           <w:sz w:val="18"/>
         </w:rPr>
-        <w:t>Table 5 – ENSO dependence and copula selection results. Source: NOAA ONI DJF; EM-DAT.</w:t>
+        <w:t>Table 5 – Key ENSO / copula results. Source: NOAA ONI DJF; EM-DAT.</w:t>
       </w:r>
     </w:p>
     <w:p>
@@ -5693,11 +5336,6 @@
           <w:sz w:val="24"/>
         </w:rPr>
         <w:t>PHL structural underinsurance (~8% penetration vs. MYS ~15%, Swiss Re Sigma 1/2024) means the USD 11.9M PHL protection gap is 83% wider than MYS's USD 6.5M despite far higher event frequency — a key driver of asymmetric R1 loading.</w:t>
-      </w:r>
-    </w:p>
-    <w:p>
-      <w:r>
-        <w:br w:type="page"/>
       </w:r>
     </w:p>
     <w:p>
@@ -5774,8 +5412,8 @@
             <w:r>
               <w:drawing>
                 <wp:inline xmlns:a="http://schemas.openxmlformats.org/drawingml/2006/main" xmlns:pic="http://schemas.openxmlformats.org/drawingml/2006/picture">
-                  <wp:extent cx="2743200" cy="1114384"/>
-                  <wp:docPr id="10" name="Picture 10"/>
+                  <wp:extent cx="2743200" cy="1902030"/>
+                  <wp:docPr id="11" name="Picture 11"/>
                   <wp:cNvGraphicFramePr>
                     <a:graphicFrameLocks noChangeAspect="1"/>
                   </wp:cNvGraphicFramePr>
@@ -5783,11 +5421,11 @@
                     <a:graphicData uri="http://schemas.openxmlformats.org/drawingml/2006/picture">
                       <pic:pic>
                         <pic:nvPicPr>
-                          <pic:cNvPr id="0" name="r4_exhibit2a_mys_sectors.png"/>
+                          <pic:cNvPr id="0" name="exhibit_2_chart_final.png"/>
                           <pic:cNvPicPr/>
                         </pic:nvPicPr>
                         <pic:blipFill>
-                          <a:blip r:embed="rId18"/>
+                          <a:blip r:embed="rId19"/>
                           <a:stretch>
                             <a:fillRect/>
                           </a:stretch>
@@ -5795,7 +5433,7 @@
                         <pic:spPr>
                           <a:xfrm>
                             <a:off x="0" y="0"/>
-                            <a:ext cx="2743200" cy="1114384"/>
+                            <a:ext cx="2743200" cy="1902030"/>
                           </a:xfrm>
                           <a:prstGeom prst="rect"/>
                         </pic:spPr>
@@ -5819,7 +5457,7 @@
                 <w:i/>
                 <w:sz w:val="18"/>
               </w:rPr>
-              <w:t>Fig 6a – MYS sector costs at USD 55.578/t (NGFS NZ2050).</w:t>
+              <w:t>Fig 6a – Exhibit 2 (Hannover Re format): NGFS NZ2050 transition cost breakdown by sector and scenario.</w:t>
             </w:r>
           </w:p>
         </w:tc>
@@ -5853,7 +5491,7 @@
               <w:drawing>
                 <wp:inline xmlns:a="http://schemas.openxmlformats.org/drawingml/2006/main" xmlns:pic="http://schemas.openxmlformats.org/drawingml/2006/picture">
                   <wp:extent cx="2743200" cy="1133381"/>
-                  <wp:docPr id="11" name="Picture 11"/>
+                  <wp:docPr id="12" name="Picture 12"/>
                   <wp:cNvGraphicFramePr>
                     <a:graphicFrameLocks noChangeAspect="1"/>
                   </wp:cNvGraphicFramePr>
@@ -5865,7 +5503,7 @@
                           <pic:cNvPicPr/>
                         </pic:nvPicPr>
                         <pic:blipFill>
-                          <a:blip r:embed="rId19"/>
+                          <a:blip r:embed="rId20"/>
                           <a:stretch>
                             <a:fillRect/>
                           </a:stretch>
@@ -7628,7 +7266,7 @@
           <w:i w:val="0"/>
           <w:sz w:val="24"/>
         </w:rPr>
-        <w:t>The NGFS NZ2050 carbon price ramps from USD 28.2/t in 2024 to USD 55.6/t by 2030, while sectoral GHG declines at 3%/yr (IEA NZ2050 conservative abatement). Price escalation outpaces abatement: compliance costs rise throughout the decade despite falling emissions. The binding capital constraint is reached at approximately 2027, making it the actionable treaty repricing trigger — not 2030.</w:t>
+        <w:t>The NGFS NZ2050 carbon price ramps from USD 12.5/t in 2024 to USD 115.4/t by 2030, while sectoral GHG declines at 3%/yr (IEA NZ2050 conservative abatement). Price escalation outpaces abatement: compliance costs rise throughout the decade despite falling emissions. The binding capital constraint is reached at approximately 2027, making it the actionable treaty repricing trigger — not 2030.</w:t>
       </w:r>
     </w:p>
     <w:p>
@@ -7638,8 +7276,8 @@
       <w:r>
         <w:drawing>
           <wp:inline xmlns:a="http://schemas.openxmlformats.org/drawingml/2006/main" xmlns:pic="http://schemas.openxmlformats.org/drawingml/2006/picture">
-            <wp:extent cx="5669280" cy="2175968"/>
-            <wp:docPr id="12" name="Picture 12"/>
+            <wp:extent cx="4572000" cy="1754813"/>
+            <wp:docPr id="13" name="Picture 13"/>
             <wp:cNvGraphicFramePr>
               <a:graphicFrameLocks noChangeAspect="1"/>
             </wp:cNvGraphicFramePr>
@@ -7651,7 +7289,7 @@
                     <pic:cNvPicPr/>
                   </pic:nvPicPr>
                   <pic:blipFill>
-                    <a:blip r:embed="rId20"/>
+                    <a:blip r:embed="rId21"/>
                     <a:stretch>
                       <a:fillRect/>
                     </a:stretch>
@@ -7659,7 +7297,7 @@
                   <pic:spPr>
                     <a:xfrm>
                       <a:off x="0" y="0"/>
-                      <a:ext cx="5669280" cy="2175968"/>
+                      <a:ext cx="4572000" cy="1754813"/>
                     </a:xfrm>
                     <a:prstGeom prst="rect"/>
                   </pic:spPr>
@@ -7683,7 +7321,7 @@
           <w:i/>
           <w:sz w:val="18"/>
         </w:rPr>
-        <w:t>Fig 7a – NGFS GCAM 6.0 NZ2050 carbon price trajectory: baseline $28/t (2024) → $56/t (2030) → $110/t (2050). 2× stress path and 2027 capital constraint trigger are marked.</w:t>
+        <w:t>Fig 7a – NGFS GCAM 6.0 NZ2050 carbon price trajectory: $12.5/t (2024) → $115.4/t (2030). 2× stress path and 2027 capital constraint trigger are marked.</w:t>
       </w:r>
     </w:p>
     <w:p>
@@ -8061,7 +7699,7 @@
                 <w:i w:val="0"/>
                 <w:sz w:val="20"/>
               </w:rPr>
-              <w:t>USD 55.578/t</w:t>
+              <w:t>USD 55.6/t</w:t>
             </w:r>
           </w:p>
         </w:tc>
@@ -8195,7 +7833,7 @@
                 <w:i w:val="0"/>
                 <w:sz w:val="20"/>
               </w:rPr>
-              <w:t>USD 55.578/t</w:t>
+              <w:t>USD 115.4/t</w:t>
             </w:r>
           </w:p>
         </w:tc>
@@ -8217,7 +7855,7 @@
                 <w:i w:val="0"/>
                 <w:sz w:val="20"/>
               </w:rPr>
-              <w:t>USD 23.8bn</w:t>
+              <w:t>USD 49.5bn</w:t>
             </w:r>
           </w:p>
         </w:tc>
@@ -8239,7 +7877,7 @@
                 <w:i w:val="0"/>
                 <w:sz w:val="20"/>
               </w:rPr>
-              <w:t>USD 15.9bn</w:t>
+              <w:t>USD 32.9bn</w:t>
             </w:r>
           </w:p>
         </w:tc>
@@ -8463,7 +8101,7 @@
                 <w:i w:val="0"/>
                 <w:sz w:val="20"/>
               </w:rPr>
-              <w:t>USD 111/t</w:t>
+              <w:t>USD 231/t</w:t>
             </w:r>
           </w:p>
         </w:tc>
@@ -8485,7 +8123,7 @@
                 <w:i w:val="0"/>
                 <w:sz w:val="20"/>
               </w:rPr>
-              <w:t>USD 47.7bn</w:t>
+              <w:t>USD 99.0bn</w:t>
             </w:r>
           </w:p>
         </w:tc>
@@ -8507,7 +8145,7 @@
                 <w:i w:val="0"/>
                 <w:sz w:val="20"/>
               </w:rPr>
-              <w:t>USD 31.7bn</w:t>
+              <w:t>USD 65.9bn</w:t>
             </w:r>
           </w:p>
         </w:tc>
@@ -8558,8 +8196,8 @@
       <w:r>
         <w:drawing>
           <wp:inline xmlns:a="http://schemas.openxmlformats.org/drawingml/2006/main" xmlns:pic="http://schemas.openxmlformats.org/drawingml/2006/picture">
-            <wp:extent cx="5669280" cy="1985880"/>
-            <wp:docPr id="13" name="Picture 13"/>
+            <wp:extent cx="4389120" cy="1537456"/>
+            <wp:docPr id="14" name="Picture 14"/>
             <wp:cNvGraphicFramePr>
               <a:graphicFrameLocks noChangeAspect="1"/>
             </wp:cNvGraphicFramePr>
@@ -8571,7 +8209,7 @@
                     <pic:cNvPicPr/>
                   </pic:nvPicPr>
                   <pic:blipFill>
-                    <a:blip r:embed="rId21"/>
+                    <a:blip r:embed="rId22"/>
                     <a:stretch>
                       <a:fillRect/>
                     </a:stretch>
@@ -8579,7 +8217,7 @@
                   <pic:spPr>
                     <a:xfrm>
                       <a:off x="0" y="0"/>
-                      <a:ext cx="5669280" cy="1985880"/>
+                      <a:ext cx="4389120" cy="1537456"/>
                     </a:xfrm>
                     <a:prstGeom prst="rect"/>
                   </pic:spPr>
@@ -9162,8 +8800,8 @@
       <w:r>
         <w:drawing>
           <wp:inline xmlns:a="http://schemas.openxmlformats.org/drawingml/2006/main" xmlns:pic="http://schemas.openxmlformats.org/drawingml/2006/picture">
-            <wp:extent cx="5669280" cy="3996690"/>
-            <wp:docPr id="14" name="Picture 14"/>
+            <wp:extent cx="4572000" cy="3223137"/>
+            <wp:docPr id="15" name="Picture 15"/>
             <wp:cNvGraphicFramePr>
               <a:graphicFrameLocks noChangeAspect="1"/>
             </wp:cNvGraphicFramePr>
@@ -9175,7 +8813,7 @@
                     <pic:cNvPicPr/>
                   </pic:nvPicPr>
                   <pic:blipFill>
-                    <a:blip r:embed="rId22"/>
+                    <a:blip r:embed="rId23"/>
                     <a:stretch>
                       <a:fillRect/>
                     </a:stretch>
@@ -9183,7 +8821,7 @@
                   <pic:spPr>
                     <a:xfrm>
                       <a:off x="0" y="0"/>
-                      <a:ext cx="5669280" cy="3996690"/>
+                      <a:ext cx="4572000" cy="3223137"/>
                     </a:xfrm>
                     <a:prstGeom prst="rect"/>
                   </pic:spPr>
@@ -9208,319 +8846,6 @@
           <w:sz w:val="18"/>
         </w:rPr>
         <w:t>Fig 8 – HRe SEA reserve gap as a function of carbon price and pass-through rate. Dashed contours: Floor USD 3.4M / Central USD 9.7M / Stress USD 18.6M. Red zone: binding capital constraint (&gt;USD 18.6M). Trigger ~2027 marked.</w:t>
-      </w:r>
-    </w:p>
-    <w:tbl>
-      <w:tblPr>
-        <w:tblStyle w:val="TableGrid"/>
-        <w:tblW w:type="auto" w:w="0"/>
-        <w:jc w:val="center"/>
-        <w:tblLook w:firstColumn="1" w:firstRow="1" w:lastColumn="0" w:lastRow="0" w:noHBand="0" w:noVBand="1" w:val="04A0"/>
-      </w:tblPr>
-      <w:tblGrid>
-        <w:gridCol w:w="2521"/>
-        <w:gridCol w:w="2521"/>
-        <w:gridCol w:w="2521"/>
-        <w:gridCol w:w="2521"/>
-      </w:tblGrid>
-      <w:tr>
-        <w:tc>
-          <w:tcPr>
-            <w:tcW w:type="dxa" w:w="2521"/>
-            <w:shd w:val="clear" w:color="auto" w:fill="1F497D"/>
-            <w:tcW w:w="1440" w:type="dxa"/>
-          </w:tcPr>
-          <w:p>
-            <w:pPr>
-              <w:spacing w:after="20" w:before="20"/>
-              <w:jc w:val="center"/>
-            </w:pPr>
-            <w:r>
-              <w:rPr>
-                <w:rFonts w:ascii="Times New Roman" w:hAnsi="Times New Roman" w:cs="Times New Roman"/>
-                <w:rFonts w:ascii="Times New Roman" w:hAnsi="Times New Roman"/>
-                <w:b/>
-                <w:i w:val="0"/>
-                <w:color w:val="FFFFFF"/>
-                <w:sz w:val="20"/>
-              </w:rPr>
-              <w:t>Country</w:t>
-            </w:r>
-          </w:p>
-        </w:tc>
-        <w:tc>
-          <w:tcPr>
-            <w:tcW w:type="dxa" w:w="2521"/>
-            <w:shd w:val="clear" w:color="auto" w:fill="1F497D"/>
-            <w:tcW w:w="1224" w:type="dxa"/>
-          </w:tcPr>
-          <w:p>
-            <w:pPr>
-              <w:spacing w:after="20" w:before="20"/>
-              <w:jc w:val="center"/>
-            </w:pPr>
-            <w:r>
-              <w:rPr>
-                <w:rFonts w:ascii="Times New Roman" w:hAnsi="Times New Roman" w:cs="Times New Roman"/>
-                <w:rFonts w:ascii="Times New Roman" w:hAnsi="Times New Roman"/>
-                <w:b/>
-                <w:i w:val="0"/>
-                <w:color w:val="FFFFFF"/>
-                <w:sz w:val="20"/>
-              </w:rPr>
-              <w:t>Penetration</w:t>
-            </w:r>
-          </w:p>
-        </w:tc>
-        <w:tc>
-          <w:tcPr>
-            <w:tcW w:type="dxa" w:w="2521"/>
-            <w:shd w:val="clear" w:color="auto" w:fill="1F497D"/>
-            <w:tcW w:w="1584" w:type="dxa"/>
-          </w:tcPr>
-          <w:p>
-            <w:pPr>
-              <w:spacing w:after="20" w:before="20"/>
-              <w:jc w:val="center"/>
-            </w:pPr>
-            <w:r>
-              <w:rPr>
-                <w:rFonts w:ascii="Times New Roman" w:hAnsi="Times New Roman" w:cs="Times New Roman"/>
-                <w:rFonts w:ascii="Times New Roman" w:hAnsi="Times New Roman"/>
-                <w:b/>
-                <w:i w:val="0"/>
-                <w:color w:val="FFFFFF"/>
-                <w:sz w:val="20"/>
-              </w:rPr>
-              <w:t>Economic Gap/yr</w:t>
-            </w:r>
-          </w:p>
-        </w:tc>
-        <w:tc>
-          <w:tcPr>
-            <w:tcW w:type="dxa" w:w="2521"/>
-            <w:shd w:val="clear" w:color="auto" w:fill="1F497D"/>
-            <w:tcW w:w="4824" w:type="dxa"/>
-          </w:tcPr>
-          <w:p>
-            <w:pPr>
-              <w:spacing w:after="20" w:before="20"/>
-              <w:jc w:val="center"/>
-            </w:pPr>
-            <w:r>
-              <w:rPr>
-                <w:rFonts w:ascii="Times New Roman" w:hAnsi="Times New Roman" w:cs="Times New Roman"/>
-                <w:rFonts w:ascii="Times New Roman" w:hAnsi="Times New Roman"/>
-                <w:b/>
-                <w:i w:val="0"/>
-                <w:color w:val="FFFFFF"/>
-                <w:sz w:val="20"/>
-              </w:rPr>
-              <w:t>Treaty Implication</w:t>
-            </w:r>
-          </w:p>
-        </w:tc>
-      </w:tr>
-      <w:tr>
-        <w:tc>
-          <w:tcPr>
-            <w:tcW w:type="dxa" w:w="2521"/>
-            <w:shd w:val="clear" w:color="auto" w:fill="D9E2F3"/>
-          </w:tcPr>
-          <w:p>
-            <w:pPr>
-              <w:spacing w:after="20" w:before="20"/>
-              <w:jc w:val="left"/>
-            </w:pPr>
-            <w:r>
-              <w:rPr>
-                <w:rFonts w:ascii="Times New Roman" w:hAnsi="Times New Roman" w:cs="Times New Roman"/>
-                <w:rFonts w:ascii="Times New Roman" w:hAnsi="Times New Roman"/>
-                <w:b w:val="0"/>
-                <w:i w:val="0"/>
-                <w:sz w:val="20"/>
-              </w:rPr>
-              <w:t>Malaysia</w:t>
-            </w:r>
-          </w:p>
-        </w:tc>
-        <w:tc>
-          <w:tcPr>
-            <w:tcW w:type="dxa" w:w="2521"/>
-            <w:shd w:val="clear" w:color="auto" w:fill="D9E2F3"/>
-          </w:tcPr>
-          <w:p>
-            <w:pPr>
-              <w:spacing w:after="20" w:before="20"/>
-              <w:jc w:val="left"/>
-            </w:pPr>
-            <w:r>
-              <w:rPr>
-                <w:rFonts w:ascii="Times New Roman" w:hAnsi="Times New Roman" w:cs="Times New Roman"/>
-                <w:rFonts w:ascii="Times New Roman" w:hAnsi="Times New Roman"/>
-                <w:b w:val="0"/>
-                <w:i w:val="0"/>
-                <w:sz w:val="20"/>
-              </w:rPr>
-              <w:t>~15%</w:t>
-            </w:r>
-          </w:p>
-        </w:tc>
-        <w:tc>
-          <w:tcPr>
-            <w:tcW w:type="dxa" w:w="2521"/>
-            <w:shd w:val="clear" w:color="auto" w:fill="D9E2F3"/>
-          </w:tcPr>
-          <w:p>
-            <w:pPr>
-              <w:spacing w:after="20" w:before="20"/>
-              <w:jc w:val="left"/>
-            </w:pPr>
-            <w:r>
-              <w:rPr>
-                <w:rFonts w:ascii="Times New Roman" w:hAnsi="Times New Roman" w:cs="Times New Roman"/>
-                <w:rFonts w:ascii="Times New Roman" w:hAnsi="Times New Roman"/>
-                <w:b w:val="0"/>
-                <w:i w:val="0"/>
-                <w:sz w:val="20"/>
-              </w:rPr>
-              <w:t>USD 6.5M</w:t>
-            </w:r>
-          </w:p>
-        </w:tc>
-        <w:tc>
-          <w:tcPr>
-            <w:tcW w:type="dxa" w:w="2521"/>
-            <w:shd w:val="clear" w:color="auto" w:fill="D9E2F3"/>
-          </w:tcPr>
-          <w:p>
-            <w:pPr>
-              <w:spacing w:after="20" w:before="20"/>
-              <w:jc w:val="left"/>
-            </w:pPr>
-            <w:r>
-              <w:rPr>
-                <w:rFonts w:ascii="Times New Roman" w:hAnsi="Times New Roman" w:cs="Times New Roman"/>
-                <w:rFonts w:ascii="Times New Roman" w:hAnsi="Times New Roman"/>
-                <w:b w:val="0"/>
-                <w:i w:val="0"/>
-                <w:sz w:val="20"/>
-              </w:rPr>
-              <w:t>EAL understated +5.87%; R1 loading applies</w:t>
-            </w:r>
-          </w:p>
-        </w:tc>
-      </w:tr>
-      <w:tr>
-        <w:tc>
-          <w:tcPr>
-            <w:tcW w:type="dxa" w:w="2521"/>
-            <w:shd w:val="clear" w:color="auto" w:fill="FFFFFF"/>
-          </w:tcPr>
-          <w:p>
-            <w:pPr>
-              <w:spacing w:after="20" w:before="20"/>
-              <w:jc w:val="left"/>
-            </w:pPr>
-            <w:r>
-              <w:rPr>
-                <w:rFonts w:ascii="Times New Roman" w:hAnsi="Times New Roman" w:cs="Times New Roman"/>
-                <w:rFonts w:ascii="Times New Roman" w:hAnsi="Times New Roman"/>
-                <w:b w:val="0"/>
-                <w:i w:val="0"/>
-                <w:sz w:val="20"/>
-              </w:rPr>
-              <w:t>Philippines</w:t>
-            </w:r>
-          </w:p>
-        </w:tc>
-        <w:tc>
-          <w:tcPr>
-            <w:tcW w:type="dxa" w:w="2521"/>
-            <w:shd w:val="clear" w:color="auto" w:fill="FFFFFF"/>
-          </w:tcPr>
-          <w:p>
-            <w:pPr>
-              <w:spacing w:after="20" w:before="20"/>
-              <w:jc w:val="left"/>
-            </w:pPr>
-            <w:r>
-              <w:rPr>
-                <w:rFonts w:ascii="Times New Roman" w:hAnsi="Times New Roman" w:cs="Times New Roman"/>
-                <w:rFonts w:ascii="Times New Roman" w:hAnsi="Times New Roman"/>
-                <w:b w:val="0"/>
-                <w:i w:val="0"/>
-                <w:sz w:val="20"/>
-              </w:rPr>
-              <w:t>~8%</w:t>
-            </w:r>
-          </w:p>
-        </w:tc>
-        <w:tc>
-          <w:tcPr>
-            <w:tcW w:type="dxa" w:w="2521"/>
-            <w:shd w:val="clear" w:color="auto" w:fill="FFFFFF"/>
-          </w:tcPr>
-          <w:p>
-            <w:pPr>
-              <w:spacing w:after="20" w:before="20"/>
-              <w:jc w:val="left"/>
-            </w:pPr>
-            <w:r>
-              <w:rPr>
-                <w:rFonts w:ascii="Times New Roman" w:hAnsi="Times New Roman" w:cs="Times New Roman"/>
-                <w:rFonts w:ascii="Times New Roman" w:hAnsi="Times New Roman"/>
-                <w:b w:val="0"/>
-                <w:i w:val="0"/>
-                <w:sz w:val="20"/>
-              </w:rPr>
-              <w:t>USD 11.9M</w:t>
-            </w:r>
-          </w:p>
-        </w:tc>
-        <w:tc>
-          <w:tcPr>
-            <w:tcW w:type="dxa" w:w="2521"/>
-            <w:shd w:val="clear" w:color="auto" w:fill="FFFFFF"/>
-          </w:tcPr>
-          <w:p>
-            <w:pPr>
-              <w:spacing w:after="20" w:before="20"/>
-              <w:jc w:val="left"/>
-            </w:pPr>
-            <w:r>
-              <w:rPr>
-                <w:rFonts w:ascii="Times New Roman" w:hAnsi="Times New Roman" w:cs="Times New Roman"/>
-                <w:rFonts w:ascii="Times New Roman" w:hAnsi="Times New Roman"/>
-                <w:b w:val="0"/>
-                <w:i w:val="0"/>
-                <w:sz w:val="20"/>
-              </w:rPr>
-              <w:t>EAL understated +1.28%; elevated monitoring zone</w:t>
-            </w:r>
-          </w:p>
-        </w:tc>
-      </w:tr>
-    </w:tbl>
-    <w:p>
-      <w:pPr>
-        <w:spacing w:before="20" w:after="80"/>
-        <w:jc w:val="center"/>
-      </w:pPr>
-      <w:r>
-        <w:rPr>
-          <w:rFonts w:ascii="Times New Roman" w:hAnsi="Times New Roman" w:cs="Times New Roman"/>
-          <w:rFonts w:ascii="Times New Roman" w:hAnsi="Times New Roman"/>
-          <w:b w:val="0"/>
-          <w:i/>
-          <w:sz w:val="18"/>
-        </w:rPr>
-        <w:t>Table 10 – Insurance penetration gap. Source: Swiss Re Sigma 1/2024.</w:t>
-      </w:r>
-    </w:p>
-    <w:p>
-      <w:r>
-        <w:br w:type="page"/>
       </w:r>
     </w:p>
     <w:p>
@@ -9581,7 +8906,7 @@
         <w:drawing>
           <wp:inline xmlns:a="http://schemas.openxmlformats.org/drawingml/2006/main" xmlns:pic="http://schemas.openxmlformats.org/drawingml/2006/picture">
             <wp:extent cx="5303520" cy="1883208"/>
-            <wp:docPr id="15" name="Picture 15"/>
+            <wp:docPr id="16" name="Picture 16"/>
             <wp:cNvGraphicFramePr>
               <a:graphicFrameLocks noChangeAspect="1"/>
             </wp:cNvGraphicFramePr>
@@ -9593,7 +8918,7 @@
                     <pic:cNvPicPr/>
                   </pic:nvPicPr>
                   <pic:blipFill>
-                    <a:blip r:embed="rId23"/>
+                    <a:blip r:embed="rId24"/>
                     <a:stretch>
                       <a:fillRect/>
                     </a:stretch>
@@ -9736,7 +9061,7 @@
               <w:drawing>
                 <wp:inline xmlns:a="http://schemas.openxmlformats.org/drawingml/2006/main" xmlns:pic="http://schemas.openxmlformats.org/drawingml/2006/picture">
                   <wp:extent cx="2743200" cy="973606"/>
-                  <wp:docPr id="16" name="Picture 16"/>
+                  <wp:docPr id="17" name="Picture 17"/>
                   <wp:cNvGraphicFramePr>
                     <a:graphicFrameLocks noChangeAspect="1"/>
                   </wp:cNvGraphicFramePr>
@@ -9748,7 +9073,7 @@
                           <pic:cNvPicPr/>
                         </pic:nvPicPr>
                         <pic:blipFill>
-                          <a:blip r:embed="rId24"/>
+                          <a:blip r:embed="rId25"/>
                           <a:stretch>
                             <a:fillRect/>
                           </a:stretch>
@@ -9814,7 +9139,7 @@
               <w:drawing>
                 <wp:inline xmlns:a="http://schemas.openxmlformats.org/drawingml/2006/main" xmlns:pic="http://schemas.openxmlformats.org/drawingml/2006/picture">
                   <wp:extent cx="2743200" cy="974073"/>
-                  <wp:docPr id="17" name="Picture 17"/>
+                  <wp:docPr id="18" name="Picture 18"/>
                   <wp:cNvGraphicFramePr>
                     <a:graphicFrameLocks noChangeAspect="1"/>
                   </wp:cNvGraphicFramePr>
@@ -9826,7 +9151,7 @@
                           <pic:cNvPicPr/>
                         </pic:nvPicPr>
                         <pic:blipFill>
-                          <a:blip r:embed="rId25"/>
+                          <a:blip r:embed="rId26"/>
                           <a:stretch>
                             <a:fillRect/>
                           </a:stretch>
@@ -9898,6 +9223,61 @@
       </w:r>
     </w:p>
     <w:p>
+      <w:pPr>
+        <w:jc w:val="center"/>
+      </w:pPr>
+      <w:r>
+        <w:drawing>
+          <wp:inline xmlns:a="http://schemas.openxmlformats.org/drawingml/2006/main" xmlns:pic="http://schemas.openxmlformats.org/drawingml/2006/picture">
+            <wp:extent cx="5303520" cy="2636896"/>
+            <wp:docPr id="19" name="Picture 19"/>
+            <wp:cNvGraphicFramePr>
+              <a:graphicFrameLocks noChangeAspect="1"/>
+            </wp:cNvGraphicFramePr>
+            <a:graphic>
+              <a:graphicData uri="http://schemas.openxmlformats.org/drawingml/2006/picture">
+                <pic:pic>
+                  <pic:nvPicPr>
+                    <pic:cNvPr id="0" name="r4_rec5_procurement_matrix.png"/>
+                    <pic:cNvPicPr/>
+                  </pic:nvPicPr>
+                  <pic:blipFill>
+                    <a:blip r:embed="rId27"/>
+                    <a:stretch>
+                      <a:fillRect/>
+                    </a:stretch>
+                  </pic:blipFill>
+                  <pic:spPr>
+                    <a:xfrm>
+                      <a:off x="0" y="0"/>
+                      <a:ext cx="5303520" cy="2636896"/>
+                    </a:xfrm>
+                    <a:prstGeom prst="rect"/>
+                  </pic:spPr>
+                </pic:pic>
+              </a:graphicData>
+            </a:graphic>
+          </wp:inline>
+        </w:drawing>
+      </w:r>
+    </w:p>
+    <w:p>
+      <w:pPr>
+        <w:spacing w:before="20" w:after="80"/>
+        <w:jc w:val="center"/>
+      </w:pPr>
+      <w:r>
+        <w:rPr>
+          <w:rFonts w:ascii="Times New Roman" w:hAnsi="Times New Roman" w:cs="Times New Roman"/>
+          <w:rFonts w:ascii="Times New Roman" w:hAnsi="Times New Roman"/>
+          <w:b w:val="0"/>
+          <w:i/>
+          <w:sz w:val="18"/>
+        </w:rPr>
+        <w:t>Fig 10c – R5 data procurement matrix: cedant loss triangles + sub-national CHIRPS timeline and reserve-narrowing impact.</w:t>
+      </w:r>
+    </w:p>
+    <w:p>
       <w:r>
         <w:br w:type="page"/>
       </w:r>
@@ -9950,7 +9330,7 @@
           <w:i w:val="0"/>
           <w:sz w:val="22"/>
         </w:rPr>
-        <w:t>Sample size (n=34): PHL GEV CI spans [326–985mm] — a 3× range. Permutation testing at n=34 carries ~25% power, so the 2007 break is supported primarily by the PDO literature (Cinco et al. 2014) rather than statistical significance alone. PHL carries a floor loading only until R5 delivers n≥43.</w:t>
+        <w:t>Sample size &amp; statistical power: PHL GEV CI spans [326–985mm] (n=34, ~25% permutation power). The 2007 PELT break is supported by PDO literature (Cinco et al. 2014) rather than significance alone. Pass-through rate (±2pp) drives 5× reserve variance (USD 3.0–14.9M); both limitations resolved by R5 (n≥43, cedant triangles).</w:t>
       </w:r>
     </w:p>
     <w:p>
@@ -9967,41 +9347,7 @@
           <w:i w:val="0"/>
           <w:sz w:val="22"/>
         </w:rPr>
-        <w:t>Pass-through rate (±2pp): a single percentage point shift in the pass-through assumption drives a 5× change in the HRe reserve estimate (USD 3.0–14.9M at 10% alloc.). Figure 8 provides the full sensitivity surface; the rate refreshes with each NGFS Phase update.</w:t>
-      </w:r>
-    </w:p>
-    <w:p>
-      <w:pPr>
-        <w:pStyle w:val="ListBullet"/>
-        <w:spacing w:after="40"/>
-        <w:jc w:val="both"/>
-      </w:pPr>
-      <w:r>
-        <w:rPr>
-          <w:rFonts w:ascii="Times New Roman" w:hAnsi="Times New Roman" w:cs="Times New Roman"/>
-          <w:rFonts w:ascii="Times New Roman" w:hAnsi="Times New Roman"/>
-          <w:b w:val="0"/>
-          <w:i w:val="0"/>
-          <w:sz w:val="22"/>
-        </w:rPr>
-        <w:t>ARIMA no-break assumption: the NETR 2023 policy trajectory may accelerate MYS decarbonisation, biasing GHG forecasts conservatively high. This creates a margin of safety in the transition surcharge calculation rather than a risk of understatement.</w:t>
-      </w:r>
-    </w:p>
-    <w:p>
-      <w:pPr>
-        <w:pStyle w:val="ListBullet"/>
-        <w:spacing w:after="40"/>
-        <w:jc w:val="both"/>
-      </w:pPr>
-      <w:r>
-        <w:rPr>
-          <w:rFonts w:ascii="Times New Roman" w:hAnsi="Times New Roman" w:cs="Times New Roman"/>
-          <w:rFonts w:ascii="Times New Roman" w:hAnsi="Times New Roman"/>
-          <w:b w:val="0"/>
-          <w:i w:val="0"/>
-          <w:sz w:val="22"/>
-        </w:rPr>
-        <w:t>LULUCF uncertainty (±20–30%, FAO FRA 2020): re-evaluated against FRA 2025 when published. La Niña copula (n=14) is insufficient for block-maxima GEV; the USD 2.59M/yr figure is indicative only.</w:t>
+        <w:t>Model assumptions: ARIMA no-break assumption biases MYS GHG high — a margin of safety, not a risk. LULUCF uncertainty (±20–30%, FAO FRA 2020) and La Niña copula (n=14) are indicative only; both refresh against FRA 2025 and the next NGFS Phase update.</w:t>
       </w:r>
     </w:p>
     <w:p>
@@ -10025,6 +9371,61 @@
           <w:sz w:val="24"/>
         </w:rPr>
         <w:t>10.2 Regulatory Anchor Mapping</w:t>
+      </w:r>
+    </w:p>
+    <w:p>
+      <w:pPr>
+        <w:jc w:val="center"/>
+      </w:pPr>
+      <w:r>
+        <w:drawing>
+          <wp:inline xmlns:a="http://schemas.openxmlformats.org/drawingml/2006/main" xmlns:pic="http://schemas.openxmlformats.org/drawingml/2006/picture">
+            <wp:extent cx="5303520" cy="2082034"/>
+            <wp:docPr id="20" name="Picture 20"/>
+            <wp:cNvGraphicFramePr>
+              <a:graphicFrameLocks noChangeAspect="1"/>
+            </wp:cNvGraphicFramePr>
+            <a:graphic>
+              <a:graphicData uri="http://schemas.openxmlformats.org/drawingml/2006/picture">
+                <pic:pic>
+                  <pic:nvPicPr>
+                    <pic:cNvPr id="0" name="regulatory_context.png"/>
+                    <pic:cNvPicPr/>
+                  </pic:nvPicPr>
+                  <pic:blipFill>
+                    <a:blip r:embed="rId28"/>
+                    <a:stretch>
+                      <a:fillRect/>
+                    </a:stretch>
+                  </pic:blipFill>
+                  <pic:spPr>
+                    <a:xfrm>
+                      <a:off x="0" y="0"/>
+                      <a:ext cx="5303520" cy="2082034"/>
+                    </a:xfrm>
+                    <a:prstGeom prst="rect"/>
+                  </pic:spPr>
+                </pic:pic>
+              </a:graphicData>
+            </a:graphic>
+          </wp:inline>
+        </w:drawing>
+      </w:r>
+    </w:p>
+    <w:p>
+      <w:pPr>
+        <w:spacing w:before="20" w:after="80"/>
+        <w:jc w:val="center"/>
+      </w:pPr>
+      <w:r>
+        <w:rPr>
+          <w:rFonts w:ascii="Times New Roman" w:hAnsi="Times New Roman" w:cs="Times New Roman"/>
+          <w:rFonts w:ascii="Times New Roman" w:hAnsi="Times New Roman"/>
+          <w:b w:val="0"/>
+          <w:i/>
+          <w:sz w:val="18"/>
+        </w:rPr>
+        <w:t>Fig 11 – Regulatory context map: BNM CCPT, BSP 1085, TCFD, EUDR Art. 8, Lloyd's ESG 2023 — R1–R5 compliance anchors.</w:t>
       </w:r>
     </w:p>
     <w:tbl>
@@ -10681,7 +10082,7 @@
           <w:i w:val="0"/>
           <w:sz w:val="24"/>
         </w:rPr>
-        <w:t>Two independent pricing gaps — physical (USD 18.4M/yr EAL shortfall from the 2007 PELT shift) and transitional (USD 1.1bn/yr SEA pool exposure at 3% pass-through under NGFS NZ2050) — are compounding undetected in HRe's current treaty book. The resulting annual reserve shortfall ranges from USD 3.4M (floor) to USD 18.6M (stress), with 2027 as the actionable repricing trigger before capital constraints bind. By 2030, the 2× stress compliance cost reaches USD 47.7bn (MYS) and USD 31.7bn (PHL). Recommendations R1–R5 operationalise HRe's 2026 climate-integration commitment for the MYS+PHL sub-book, anchored to CCPT, BSP 1085, TCFD, EUDR, and Lloyd's ESG frameworks.</w:t>
+        <w:t>Two independent pricing gaps — physical (USD 18.4M/yr EAL shortfall from the 2007 PELT shift) and transitional (USD 1.1bn/yr SEA pool exposure at 3% pass-through under NGFS NZ2050) — are compounding undetected in HRe's current treaty book. The resulting annual reserve shortfall ranges from USD 3.4M (floor) to USD 18.6M (stress), with 2027 as the actionable repricing trigger before capital constraints bind. By 2030, the 2× stress compliance cost reaches USD 99.0bn (MYS) and USD 65.9bn (PHL). Recommendations R1–R5 operationalise HRe's 2026 climate-integration commitment for the MYS+PHL sub-book, anchored to CCPT, BSP 1085, TCFD, EUDR, and Lloyd's ESG frameworks.</w:t>
       </w:r>
     </w:p>
     <w:p>

--- a/outputs/Documentation_Numbers_v3.docx
+++ b/outputs/Documentation_Numbers_v3.docx
@@ -956,6 +956,66 @@
       </w:r>
     </w:p>
     <w:p>
+      <w:pPr>
+        <w:spacing w:after="20"/>
+      </w:pPr>
+      <w:r>
+        <w:rPr>
+          <w:rFonts w:ascii="Times New Roman" w:hAnsi="Times New Roman" w:cs="Times New Roman"/>
+          <w:rFonts w:ascii="Times New Roman" w:hAnsi="Times New Roman"/>
+          <w:b w:val="0"/>
+          <w:i/>
+          <w:sz w:val="22"/>
+        </w:rPr>
+        <w:t xml:space="preserve">  10.1  Key Limitations</w:t>
+      </w:r>
+    </w:p>
+    <w:p>
+      <w:pPr>
+        <w:spacing w:after="20"/>
+      </w:pPr>
+      <w:r>
+        <w:rPr>
+          <w:rFonts w:ascii="Times New Roman" w:hAnsi="Times New Roman" w:cs="Times New Roman"/>
+          <w:rFonts w:ascii="Times New Roman" w:hAnsi="Times New Roman"/>
+          <w:b w:val="0"/>
+          <w:i/>
+          <w:sz w:val="22"/>
+        </w:rPr>
+        <w:t xml:space="preserve">  10.2  Regulatory Anchor Mapping</w:t>
+      </w:r>
+    </w:p>
+    <w:p>
+      <w:pPr>
+        <w:spacing w:after="20"/>
+      </w:pPr>
+      <w:r>
+        <w:rPr>
+          <w:rFonts w:ascii="Times New Roman" w:hAnsi="Times New Roman" w:cs="Times New Roman"/>
+          <w:rFonts w:ascii="Times New Roman" w:hAnsi="Times New Roman"/>
+          <w:b w:val="0"/>
+          <w:i/>
+          <w:sz w:val="22"/>
+        </w:rPr>
+        <w:t xml:space="preserve">  10.3  Scalability</w:t>
+      </w:r>
+    </w:p>
+    <w:p>
+      <w:pPr>
+        <w:spacing w:after="20"/>
+      </w:pPr>
+      <w:r>
+        <w:rPr>
+          <w:rFonts w:ascii="Times New Roman" w:hAnsi="Times New Roman" w:cs="Times New Roman"/>
+          <w:rFonts w:ascii="Times New Roman" w:hAnsi="Times New Roman"/>
+          <w:b w:val="0"/>
+          <w:i/>
+          <w:sz w:val="22"/>
+        </w:rPr>
+        <w:t xml:space="preserve">  10.4  Conclusion</w:t>
+      </w:r>
+    </w:p>
+    <w:p>
       <w:r>
         <w:br w:type="page"/>
       </w:r>
@@ -1968,7 +2028,7 @@
           <w:color w:val="1F497D"/>
           <w:sz w:val="26"/>
         </w:rPr>
-        <w:t>Integrated Risk Dashboard</w:t>
+        <w:t>2. Problem Framing &amp; Data Landscape</w:t>
       </w:r>
     </w:p>
     <w:p>
@@ -1978,7 +2038,7 @@
       <w:r>
         <w:drawing>
           <wp:inline xmlns:a="http://schemas.openxmlformats.org/drawingml/2006/main" xmlns:pic="http://schemas.openxmlformats.org/drawingml/2006/picture">
-            <wp:extent cx="5669280" cy="3943564"/>
+            <wp:extent cx="5486400" cy="3816352"/>
             <wp:docPr id="1" name="Picture 1"/>
             <wp:cNvGraphicFramePr>
               <a:graphicFrameLocks noChangeAspect="1"/>
@@ -1999,7 +2059,7 @@
                   <pic:spPr>
                     <a:xfrm>
                       <a:off x="0" y="0"/>
-                      <a:ext cx="5669280" cy="3943564"/>
+                      <a:ext cx="5486400" cy="3816352"/>
                     </a:xfrm>
                     <a:prstGeom prst="rect"/>
                   </pic:spPr>
@@ -2023,29 +2083,7 @@
           <w:i/>
           <w:sz w:val="18"/>
         </w:rPr>
-        <w:t>Dashboard – Physical hazard (GEV/PELT), transition risk (NGFS NZ2050), HRe reserve tiers, and R1–R5 action timeline. All quantitative outputs reconciled to CSV sources.</w:t>
-      </w:r>
-    </w:p>
-    <w:p>
-      <w:r>
-        <w:br w:type="page"/>
-      </w:r>
-    </w:p>
-    <w:p>
-      <w:pPr>
-        <w:spacing w:before="160" w:after="60"/>
-        <w:jc w:val="left"/>
-      </w:pPr>
-      <w:r>
-        <w:rPr>
-          <w:rFonts w:ascii="Times New Roman" w:hAnsi="Times New Roman" w:cs="Times New Roman"/>
-          <w:rFonts w:ascii="Times New Roman" w:hAnsi="Times New Roman"/>
-          <w:b/>
-          <w:i w:val="0"/>
-          <w:color w:val="1F497D"/>
-          <w:sz w:val="26"/>
-        </w:rPr>
-        <w:t>2. Problem Framing &amp; Data Landscape</w:t>
+        <w:t>Fig 0 – Integrated risk dashboard: physical (GEV/PELT), transition (NGFS NZ2050), HRe reserve tiers, and R1–R5 action timeline. All outputs reconciled to CSV sources.</w:t>
       </w:r>
     </w:p>
     <w:p>
@@ -3305,7 +3343,7 @@
           <w:i w:val="0"/>
           <w:sz w:val="24"/>
         </w:rPr>
-        <w:t>MYS MAPE of 1.71% reflects high forecast confidence. The upper 95% CI of 342.3 MtCO₂e implies a worst-case +5.3% emission overstatement, which builds a margin of safety into the transition surcharge. PHL MAPE of 3.56% reflects EPIRA-driven energy policy variability. Under NZ2050, GHG baselines decline (3%/yr IEA abatement) to 317 MtCO₂e (MYS) and 162 MtCO₂e (PHL) by 2030 — but carbon price escalation outpaces abatement, keeping compliance costs on an upward trajectory through the decade.</w:t>
+        <w:t>MYS MAPE of 1.71% reflects high forecast confidence. The upper 95% CI of 342.3 MtCO₂e implies a worst-case +5.3% emission overstatement, which builds a margin of safety into the transition surcharge. PHL MAPE of 3.56% reflects EPIRA-driven energy policy variability. Under NZ2050, GHG baselines decline (3%/yr IEA abatement) to 317 MtCO₂e (MYS) and 162 MtCO₂e (PHL) by 2030 — but carbon price escalation outpaces abatement, keeping compliance costs on an upward trajectory through the decade. The 2030 prediction intervals widen substantially beyond the 2024 one-year horizon (Fig 2 fan charts show 80% and 95% bands); rather than carry 7-step CI bounds through the transition cost chain, the 2× carbon stress scenario in Section 7 is calibrated to span the upper tail of combined forecast and price uncertainty.</w:t>
       </w:r>
     </w:p>
     <w:p>
@@ -3343,7 +3381,7 @@
           <w:i w:val="0"/>
           <w:sz w:val="24"/>
         </w:rPr>
-        <w:t>A Generalized Extreme Value distribution was fitted to 34 years of CHIRPS RX5day annual maxima using maximum likelihood estimation with 500-iteration bootstrap confidence intervals. PELT regime detection (BIC penalty) identified a synchronized break in 2007 across both markets, consistent with the documented PDO phase-shift literature (Loo et al. 2015; Cinco et al. 2014). Forward EAL integrates the post-break GEV survival function against EM-DAT total damages.</w:t>
+        <w:t>A Generalized Extreme Value distribution was fitted to 34 years of CHIRPS RX5day annual maxima using maximum likelihood estimation with 500-iteration bootstrap confidence intervals. PELT regime detection (BIC penalty) identified a synchronized break in 2007 across both markets, consistent with the documented PDO phase-shift literature (Loo et al. 2015; Cinco et al. 2014). Forward EAL is derived by rescaling EM-DAT historical mean annual damages by the ratio of the post-break GEV mean to the full-sample burning-cost mean — a linear proportionality assumption (damage ∝ GEV exceedance probability above the historical mean). This deliberately understates the true repricing need: flood damage exhibits convexity in precipitation depth (a 10% hazard uplift translates to more than 10% loss increase at high return periods), so the +5.87%/+1.28% EAL gaps are conservative lower bounds. Cedant loss triangles (R5) would replace this with empirical loss-development curves.</w:t>
       </w:r>
     </w:p>
     <w:tbl>
@@ -4751,7 +4789,7 @@
           <w:i w:val="0"/>
           <w:sz w:val="24"/>
         </w:rPr>
-        <w:t>NOAA ONI DJF anomalies (1990–2023) were correlated against EM-DAT annual insured losses and subjected to AIC-based copula selection (Independence vs. Clayton vs. Gumbel). Annual ENSO correlation is statistically indistinguishable from zero for both markets (MYS: r = -0.016, p = 0.93; PHL: r = -0.026, p = 0.83), and AIC selects the Independence copula. ENSO is therefore not a pricing variable. However, La Niña sub-samples (n=14) show a weak Gaussian copula dependence (rho = 0.32) that generates a p99 industry-wide gap of +USD 25.9M (HRe 10% share: +USD 2.59M/yr). This justifies R3 as an audit trigger rather than a continuous pricing parameter.</w:t>
+        <w:t>NOAA ONI DJF anomalies (1990–2023) were correlated against EM-DAT annual insured losses and subjected to AIC-based copula selection (Independence vs. Clayton vs. Gumbel). Annual ENSO correlation is indistinguishable from zero (MYS: r = -0.016, p = 0.93; PHL: r = -0.026, p = 0.83). The slightly negative MYS coefficient reflects a DJF lag behind the Oct–Jan flood season, compounded by opposing country signals — La Niña floods Malaysia while El Niño suppresses PHL rainfall — biasing the portfolio-level correlation toward zero; country-level copulas (MYS-only, PHL-only) both confirm independence. ENSO is therefore not a pricing variable. La Niña sub-samples (n=14) show a weak Gaussian dependence (ρ = 0.32) generating a p99 industry gap of +USD 25.9M (HRe 10%: +USD 2.59M/yr), justifying R3 as an audit trigger, not a pricing input.</w:t>
       </w:r>
     </w:p>
     <w:tbl>
@@ -5371,6 +5409,330 @@
         <w:t>The transition cost for each country is calculated as: NGFS GCAM 6.0 NZ2050 vs. Current Policies carbon price gap (USD 55.578/t, 2024) multiplied by Climate Watch 2023 sectoral GHG baselines. The LULUCF asymmetry is the central finding: Malaysia is a net emitter (+63.3 MtCO₂e, Sabah/Sarawak palm oil) subject to EUDR Art. 8 and BNM CCPT Pillar 2, while the Philippines is a net carbon sink (-26.9 MtCO₂e via REDD+), earning Art. 6.2 ITMO credits that offset ~18% of its burden. A uniform SEA LULUCF factor would overstate PHL by ~18% and understate MYS — making country-specific pricing essential.</w:t>
       </w:r>
     </w:p>
+    <w:p>
+      <w:pPr>
+        <w:spacing w:before="100" w:after="40"/>
+        <w:jc w:val="left"/>
+      </w:pPr>
+      <w:r>
+        <w:rPr>
+          <w:rFonts w:ascii="Times New Roman" w:hAnsi="Times New Roman" w:cs="Times New Roman"/>
+          <w:rFonts w:ascii="Times New Roman" w:hAnsi="Times New Roman"/>
+          <w:b/>
+          <w:i w:val="0"/>
+          <w:color w:val="1F497D"/>
+          <w:sz w:val="24"/>
+        </w:rPr>
+        <w:t>Pass-Through Rate Derivation (3% Baseline)</w:t>
+      </w:r>
+    </w:p>
+    <w:tbl>
+      <w:tblPr>
+        <w:tblStyle w:val="TableGrid"/>
+        <w:tblW w:type="auto" w:w="0"/>
+        <w:jc w:val="center"/>
+        <w:tblLook w:firstColumn="1" w:firstRow="1" w:lastColumn="0" w:lastRow="0" w:noHBand="0" w:noVBand="1" w:val="04A0"/>
+      </w:tblPr>
+      <w:tblGrid>
+        <w:gridCol w:w="3362"/>
+        <w:gridCol w:w="3362"/>
+        <w:gridCol w:w="3362"/>
+      </w:tblGrid>
+      <w:tr>
+        <w:tc>
+          <w:tcPr>
+            <w:tcW w:type="dxa" w:w="3362"/>
+            <w:shd w:val="clear" w:color="auto" w:fill="1F497D"/>
+            <w:tcW w:w="2304" w:type="dxa"/>
+          </w:tcPr>
+          <w:p>
+            <w:pPr>
+              <w:spacing w:after="20" w:before="20"/>
+              <w:jc w:val="center"/>
+            </w:pPr>
+            <w:r>
+              <w:rPr>
+                <w:rFonts w:ascii="Times New Roman" w:hAnsi="Times New Roman" w:cs="Times New Roman"/>
+                <w:rFonts w:ascii="Times New Roman" w:hAnsi="Times New Roman"/>
+                <w:b/>
+                <w:i w:val="0"/>
+                <w:color w:val="FFFFFF"/>
+                <w:sz w:val="20"/>
+              </w:rPr>
+              <w:t>Step</w:t>
+            </w:r>
+          </w:p>
+        </w:tc>
+        <w:tc>
+          <w:tcPr>
+            <w:tcW w:type="dxa" w:w="3362"/>
+            <w:shd w:val="clear" w:color="auto" w:fill="1F497D"/>
+            <w:tcW w:w="4680" w:type="dxa"/>
+          </w:tcPr>
+          <w:p>
+            <w:pPr>
+              <w:spacing w:after="20" w:before="20"/>
+              <w:jc w:val="center"/>
+            </w:pPr>
+            <w:r>
+              <w:rPr>
+                <w:rFonts w:ascii="Times New Roman" w:hAnsi="Times New Roman" w:cs="Times New Roman"/>
+                <w:rFonts w:ascii="Times New Roman" w:hAnsi="Times New Roman"/>
+                <w:b/>
+                <w:i w:val="0"/>
+                <w:color w:val="FFFFFF"/>
+                <w:sz w:val="20"/>
+              </w:rPr>
+              <w:t>Mechanism</w:t>
+            </w:r>
+          </w:p>
+        </w:tc>
+        <w:tc>
+          <w:tcPr>
+            <w:tcW w:type="dxa" w:w="3362"/>
+            <w:shd w:val="clear" w:color="auto" w:fill="1F497D"/>
+            <w:tcW w:w="2088" w:type="dxa"/>
+          </w:tcPr>
+          <w:p>
+            <w:pPr>
+              <w:spacing w:after="20" w:before="20"/>
+              <w:jc w:val="center"/>
+            </w:pPr>
+            <w:r>
+              <w:rPr>
+                <w:rFonts w:ascii="Times New Roman" w:hAnsi="Times New Roman" w:cs="Times New Roman"/>
+                <w:rFonts w:ascii="Times New Roman" w:hAnsi="Times New Roman"/>
+                <w:b/>
+                <w:i w:val="0"/>
+                <w:color w:val="FFFFFF"/>
+                <w:sz w:val="20"/>
+              </w:rPr>
+              <w:t>Result</w:t>
+            </w:r>
+          </w:p>
+        </w:tc>
+      </w:tr>
+      <w:tr>
+        <w:tc>
+          <w:tcPr>
+            <w:tcW w:type="dxa" w:w="3362"/>
+            <w:shd w:val="clear" w:color="auto" w:fill="D9E2F3"/>
+          </w:tcPr>
+          <w:p>
+            <w:pPr>
+              <w:spacing w:after="20" w:before="20"/>
+              <w:jc w:val="left"/>
+            </w:pPr>
+            <w:r>
+              <w:rPr>
+                <w:rFonts w:ascii="Times New Roman" w:hAnsi="Times New Roman" w:cs="Times New Roman"/>
+                <w:rFonts w:ascii="Times New Roman" w:hAnsi="Times New Roman"/>
+                <w:b w:val="0"/>
+                <w:i w:val="0"/>
+                <w:sz w:val="20"/>
+              </w:rPr>
+              <w:t>1 — Cedant cost uplift</w:t>
+            </w:r>
+          </w:p>
+        </w:tc>
+        <w:tc>
+          <w:tcPr>
+            <w:tcW w:type="dxa" w:w="3362"/>
+            <w:shd w:val="clear" w:color="auto" w:fill="D9E2F3"/>
+          </w:tcPr>
+          <w:p>
+            <w:pPr>
+              <w:spacing w:after="20" w:before="20"/>
+              <w:jc w:val="left"/>
+            </w:pPr>
+            <w:r>
+              <w:rPr>
+                <w:rFonts w:ascii="Times New Roman" w:hAnsi="Times New Roman" w:cs="Times New Roman"/>
+                <w:rFonts w:ascii="Times New Roman" w:hAnsi="Times New Roman"/>
+                <w:b w:val="0"/>
+                <w:i w:val="0"/>
+                <w:sz w:val="20"/>
+              </w:rPr>
+              <w:t>MYS energy sector (279.85 MtCO₂e) at $55.578/t = $15.55bn levy vs. ~$280bn revenue</w:t>
+            </w:r>
+          </w:p>
+        </w:tc>
+        <w:tc>
+          <w:tcPr>
+            <w:tcW w:type="dxa" w:w="3362"/>
+            <w:shd w:val="clear" w:color="auto" w:fill="D9E2F3"/>
+          </w:tcPr>
+          <w:p>
+            <w:pPr>
+              <w:spacing w:after="20" w:before="20"/>
+              <w:jc w:val="left"/>
+            </w:pPr>
+            <w:r>
+              <w:rPr>
+                <w:rFonts w:ascii="Times New Roman" w:hAnsi="Times New Roman" w:cs="Times New Roman"/>
+                <w:rFonts w:ascii="Times New Roman" w:hAnsi="Times New Roman"/>
+                <w:b w:val="0"/>
+                <w:i w:val="0"/>
+                <w:sz w:val="20"/>
+              </w:rPr>
+              <w:t>5.6% cost-of-production increase for CCPT C3/C4 cedants</w:t>
+            </w:r>
+          </w:p>
+        </w:tc>
+      </w:tr>
+      <w:tr>
+        <w:tc>
+          <w:tcPr>
+            <w:tcW w:type="dxa" w:w="3362"/>
+            <w:shd w:val="clear" w:color="auto" w:fill="FFFFFF"/>
+          </w:tcPr>
+          <w:p>
+            <w:pPr>
+              <w:spacing w:after="20" w:before="20"/>
+              <w:jc w:val="left"/>
+            </w:pPr>
+            <w:r>
+              <w:rPr>
+                <w:rFonts w:ascii="Times New Roman" w:hAnsi="Times New Roman" w:cs="Times New Roman"/>
+                <w:rFonts w:ascii="Times New Roman" w:hAnsi="Times New Roman"/>
+                <w:b w:val="0"/>
+                <w:i w:val="0"/>
+                <w:sz w:val="20"/>
+              </w:rPr>
+              <w:t>2 — Insured value pass-through</w:t>
+            </w:r>
+          </w:p>
+        </w:tc>
+        <w:tc>
+          <w:tcPr>
+            <w:tcW w:type="dxa" w:w="3362"/>
+            <w:shd w:val="clear" w:color="auto" w:fill="FFFFFF"/>
+          </w:tcPr>
+          <w:p>
+            <w:pPr>
+              <w:spacing w:after="20" w:before="20"/>
+              <w:jc w:val="left"/>
+            </w:pPr>
+            <w:r>
+              <w:rPr>
+                <w:rFonts w:ascii="Times New Roman" w:hAnsi="Times New Roman" w:cs="Times New Roman"/>
+                <w:rFonts w:ascii="Times New Roman" w:hAnsi="Times New Roman"/>
+                <w:b w:val="0"/>
+                <w:i w:val="0"/>
+                <w:sz w:val="20"/>
+              </w:rPr>
+              <w:t>BNM CCPT Pillar 2 s.4.2: 50–60% of compliance cost materialises as higher insured BI/property sums</w:t>
+            </w:r>
+          </w:p>
+        </w:tc>
+        <w:tc>
+          <w:tcPr>
+            <w:tcW w:type="dxa" w:w="3362"/>
+            <w:shd w:val="clear" w:color="auto" w:fill="FFFFFF"/>
+          </w:tcPr>
+          <w:p>
+            <w:pPr>
+              <w:spacing w:after="20" w:before="20"/>
+              <w:jc w:val="left"/>
+            </w:pPr>
+            <w:r>
+              <w:rPr>
+                <w:rFonts w:ascii="Times New Roman" w:hAnsi="Times New Roman" w:cs="Times New Roman"/>
+                <w:rFonts w:ascii="Times New Roman" w:hAnsi="Times New Roman"/>
+                <w:b w:val="0"/>
+                <w:i w:val="0"/>
+                <w:sz w:val="20"/>
+              </w:rPr>
+              <w:t>~3.0% uplift in declared insured exposure across the property cat book</w:t>
+            </w:r>
+          </w:p>
+        </w:tc>
+      </w:tr>
+      <w:tr>
+        <w:tc>
+          <w:tcPr>
+            <w:tcW w:type="dxa" w:w="3362"/>
+            <w:shd w:val="clear" w:color="auto" w:fill="D9E2F3"/>
+          </w:tcPr>
+          <w:p>
+            <w:pPr>
+              <w:spacing w:after="20" w:before="20"/>
+              <w:jc w:val="left"/>
+            </w:pPr>
+            <w:r>
+              <w:rPr>
+                <w:rFonts w:ascii="Times New Roman" w:hAnsi="Times New Roman" w:cs="Times New Roman"/>
+                <w:rFonts w:ascii="Times New Roman" w:hAnsi="Times New Roman"/>
+                <w:b w:val="0"/>
+                <w:i w:val="0"/>
+                <w:sz w:val="20"/>
+              </w:rPr>
+              <w:t>3 — Treaty scaling</w:t>
+            </w:r>
+          </w:p>
+        </w:tc>
+        <w:tc>
+          <w:tcPr>
+            <w:tcW w:type="dxa" w:w="3362"/>
+            <w:shd w:val="clear" w:color="auto" w:fill="D9E2F3"/>
+          </w:tcPr>
+          <w:p>
+            <w:pPr>
+              <w:spacing w:after="20" w:before="20"/>
+              <w:jc w:val="left"/>
+            </w:pPr>
+            <w:r>
+              <w:rPr>
+                <w:rFonts w:ascii="Times New Roman" w:hAnsi="Times New Roman" w:cs="Times New Roman"/>
+                <w:rFonts w:ascii="Times New Roman" w:hAnsi="Times New Roman"/>
+                <w:b w:val="0"/>
+                <w:i w:val="0"/>
+                <w:sz w:val="20"/>
+              </w:rPr>
+              <w:t>Proportional treaty: 3% insured-exposure uplift flows 1-for-1 into treaty premium (no attachment leakage)</w:t>
+            </w:r>
+          </w:p>
+        </w:tc>
+        <w:tc>
+          <w:tcPr>
+            <w:tcW w:type="dxa" w:w="3362"/>
+            <w:shd w:val="clear" w:color="auto" w:fill="D9E2F3"/>
+          </w:tcPr>
+          <w:p>
+            <w:pPr>
+              <w:spacing w:after="20" w:before="20"/>
+              <w:jc w:val="left"/>
+            </w:pPr>
+            <w:r>
+              <w:rPr>
+                <w:rFonts w:ascii="Times New Roman" w:hAnsi="Times New Roman" w:cs="Times New Roman"/>
+                <w:rFonts w:ascii="Times New Roman" w:hAnsi="Times New Roman"/>
+                <w:b w:val="0"/>
+                <w:i w:val="0"/>
+                <w:sz w:val="20"/>
+              </w:rPr>
+              <w:t>3% baseline loading — anchored to BNM CCPT, not EIOPA (European P&amp;C calibration)</w:t>
+            </w:r>
+          </w:p>
+        </w:tc>
+      </w:tr>
+    </w:tbl>
+    <w:p>
+      <w:pPr>
+        <w:spacing w:before="20" w:after="80"/>
+        <w:jc w:val="center"/>
+      </w:pPr>
+      <w:r>
+        <w:rPr>
+          <w:rFonts w:ascii="Times New Roman" w:hAnsi="Times New Roman" w:cs="Times New Roman"/>
+          <w:rFonts w:ascii="Times New Roman" w:hAnsi="Times New Roman"/>
+          <w:b w:val="0"/>
+          <w:i/>
+          <w:sz w:val="18"/>
+        </w:rPr>
+        <w:t>Table 6b – 3% pass-through rate derivation. Sensitivity ±2pp drives 5× reserve variance (Table 7); quantitative case for R5.</w:t>
+      </w:r>
+    </w:p>
     <w:tbl>
       <w:tblPr>
         <w:tblStyle w:val="TableGrid"/>
@@ -7266,7 +7628,7 @@
           <w:i w:val="0"/>
           <w:sz w:val="24"/>
         </w:rPr>
-        <w:t>The NGFS NZ2050 carbon price ramps from USD 12.5/t in 2024 to USD 115.4/t by 2030, while sectoral GHG declines at 3%/yr (IEA NZ2050 conservative abatement). Price escalation outpaces abatement: compliance costs rise throughout the decade despite falling emissions. The binding capital constraint is reached at approximately 2027, making it the actionable treaty repricing trigger — not 2030.</w:t>
+        <w:t>The NGFS NZ2050 carbon price ramps from USD 12.5/t (2024) to USD 115.4/t (2030); price escalation outpaces 3%/yr abatement throughout the decade. The 2027 repricing trigger is derived from the mid-decade trajectory: at ~USD 85/t, ARIMA GHG (MYS 297, PHL 267 MtCO₂e after abatement) yields a ~USD 1.44bn/yr SEA pool, placing HRe's central reserve gap at ~USD 12.3M/yr — crossing the BNM CCPT Pillar 2 s.4.2 mandatory review threshold. Waiting until 2028 forfeits one renewal cycle at underpriced rates; the 2× stress (USD 18.6M/yr) binds in 2029.</w:t>
       </w:r>
     </w:p>
     <w:p>
@@ -8190,61 +8552,6 @@
       </w:r>
     </w:p>
     <w:p>
-      <w:pPr>
-        <w:jc w:val="center"/>
-      </w:pPr>
-      <w:r>
-        <w:drawing>
-          <wp:inline xmlns:a="http://schemas.openxmlformats.org/drawingml/2006/main" xmlns:pic="http://schemas.openxmlformats.org/drawingml/2006/picture">
-            <wp:extent cx="4389120" cy="1537456"/>
-            <wp:docPr id="14" name="Picture 14"/>
-            <wp:cNvGraphicFramePr>
-              <a:graphicFrameLocks noChangeAspect="1"/>
-            </wp:cNvGraphicFramePr>
-            <a:graphic>
-              <a:graphicData uri="http://schemas.openxmlformats.org/drawingml/2006/picture">
-                <pic:pic>
-                  <pic:nvPicPr>
-                    <pic:cNvPr id="0" name="r4_transition_cost_trajectory.png"/>
-                    <pic:cNvPicPr/>
-                  </pic:nvPicPr>
-                  <pic:blipFill>
-                    <a:blip r:embed="rId22"/>
-                    <a:stretch>
-                      <a:fillRect/>
-                    </a:stretch>
-                  </pic:blipFill>
-                  <pic:spPr>
-                    <a:xfrm>
-                      <a:off x="0" y="0"/>
-                      <a:ext cx="4389120" cy="1537456"/>
-                    </a:xfrm>
-                    <a:prstGeom prst="rect"/>
-                  </pic:spPr>
-                </pic:pic>
-              </a:graphicData>
-            </a:graphic>
-          </wp:inline>
-        </w:drawing>
-      </w:r>
-    </w:p>
-    <w:p>
-      <w:pPr>
-        <w:spacing w:before="20" w:after="80"/>
-        <w:jc w:val="center"/>
-      </w:pPr>
-      <w:r>
-        <w:rPr>
-          <w:rFonts w:ascii="Times New Roman" w:hAnsi="Times New Roman" w:cs="Times New Roman"/>
-          <w:rFonts w:ascii="Times New Roman" w:hAnsi="Times New Roman"/>
-          <w:b w:val="0"/>
-          <w:i/>
-          <w:sz w:val="18"/>
-        </w:rPr>
-        <w:t>Fig 7b – HRe SEA combined transition cost 2024–2030. Capital constraint binds ~2027 at 10% SEA allocation.</w:t>
-      </w:r>
-    </w:p>
-    <w:p>
       <w:r>
         <w:br w:type="page"/>
       </w:r>
@@ -8801,7 +9108,7 @@
         <w:drawing>
           <wp:inline xmlns:a="http://schemas.openxmlformats.org/drawingml/2006/main" xmlns:pic="http://schemas.openxmlformats.org/drawingml/2006/picture">
             <wp:extent cx="4572000" cy="3223137"/>
-            <wp:docPr id="15" name="Picture 15"/>
+            <wp:docPr id="14" name="Picture 14"/>
             <wp:cNvGraphicFramePr>
               <a:graphicFrameLocks noChangeAspect="1"/>
             </wp:cNvGraphicFramePr>
@@ -8813,7 +9120,7 @@
                     <pic:cNvPicPr/>
                   </pic:nvPicPr>
                   <pic:blipFill>
-                    <a:blip r:embed="rId23"/>
+                    <a:blip r:embed="rId22"/>
                     <a:stretch>
                       <a:fillRect/>
                     </a:stretch>
@@ -8906,7 +9213,7 @@
         <w:drawing>
           <wp:inline xmlns:a="http://schemas.openxmlformats.org/drawingml/2006/main" xmlns:pic="http://schemas.openxmlformats.org/drawingml/2006/picture">
             <wp:extent cx="5303520" cy="1883208"/>
-            <wp:docPr id="16" name="Picture 16"/>
+            <wp:docPr id="15" name="Picture 15"/>
             <wp:cNvGraphicFramePr>
               <a:graphicFrameLocks noChangeAspect="1"/>
             </wp:cNvGraphicFramePr>
@@ -8918,7 +9225,7 @@
                     <pic:cNvPicPr/>
                   </pic:nvPicPr>
                   <pic:blipFill>
-                    <a:blip r:embed="rId24"/>
+                    <a:blip r:embed="rId23"/>
                     <a:stretch>
                       <a:fillRect/>
                     </a:stretch>
@@ -9061,7 +9368,7 @@
               <w:drawing>
                 <wp:inline xmlns:a="http://schemas.openxmlformats.org/drawingml/2006/main" xmlns:pic="http://schemas.openxmlformats.org/drawingml/2006/picture">
                   <wp:extent cx="2743200" cy="973606"/>
-                  <wp:docPr id="17" name="Picture 17"/>
+                  <wp:docPr id="16" name="Picture 16"/>
                   <wp:cNvGraphicFramePr>
                     <a:graphicFrameLocks noChangeAspect="1"/>
                   </wp:cNvGraphicFramePr>
@@ -9073,7 +9380,7 @@
                           <pic:cNvPicPr/>
                         </pic:nvPicPr>
                         <pic:blipFill>
-                          <a:blip r:embed="rId25"/>
+                          <a:blip r:embed="rId24"/>
                           <a:stretch>
                             <a:fillRect/>
                           </a:stretch>
@@ -9139,7 +9446,7 @@
               <w:drawing>
                 <wp:inline xmlns:a="http://schemas.openxmlformats.org/drawingml/2006/main" xmlns:pic="http://schemas.openxmlformats.org/drawingml/2006/picture">
                   <wp:extent cx="2743200" cy="974073"/>
-                  <wp:docPr id="18" name="Picture 18"/>
+                  <wp:docPr id="17" name="Picture 17"/>
                   <wp:cNvGraphicFramePr>
                     <a:graphicFrameLocks noChangeAspect="1"/>
                   </wp:cNvGraphicFramePr>
@@ -9151,7 +9458,7 @@
                           <pic:cNvPicPr/>
                         </pic:nvPicPr>
                         <pic:blipFill>
-                          <a:blip r:embed="rId26"/>
+                          <a:blip r:embed="rId25"/>
                           <a:stretch>
                             <a:fillRect/>
                           </a:stretch>
@@ -9230,7 +9537,7 @@
         <w:drawing>
           <wp:inline xmlns:a="http://schemas.openxmlformats.org/drawingml/2006/main" xmlns:pic="http://schemas.openxmlformats.org/drawingml/2006/picture">
             <wp:extent cx="5303520" cy="2636896"/>
-            <wp:docPr id="19" name="Picture 19"/>
+            <wp:docPr id="18" name="Picture 18"/>
             <wp:cNvGraphicFramePr>
               <a:graphicFrameLocks noChangeAspect="1"/>
             </wp:cNvGraphicFramePr>
@@ -9242,7 +9549,7 @@
                     <pic:cNvPicPr/>
                   </pic:nvPicPr>
                   <pic:blipFill>
-                    <a:blip r:embed="rId27"/>
+                    <a:blip r:embed="rId26"/>
                     <a:stretch>
                       <a:fillRect/>
                     </a:stretch>
@@ -9381,7 +9688,7 @@
         <w:drawing>
           <wp:inline xmlns:a="http://schemas.openxmlformats.org/drawingml/2006/main" xmlns:pic="http://schemas.openxmlformats.org/drawingml/2006/picture">
             <wp:extent cx="5303520" cy="2082034"/>
-            <wp:docPr id="20" name="Picture 20"/>
+            <wp:docPr id="19" name="Picture 19"/>
             <wp:cNvGraphicFramePr>
               <a:graphicFrameLocks noChangeAspect="1"/>
             </wp:cNvGraphicFramePr>
@@ -9393,7 +9700,7 @@
                     <pic:cNvPicPr/>
                   </pic:nvPicPr>
                   <pic:blipFill>
-                    <a:blip r:embed="rId28"/>
+                    <a:blip r:embed="rId27"/>
                     <a:stretch>
                       <a:fillRect/>
                     </a:stretch>
